--- a/public/templates/authorization-letter.docx
+++ b/public/templates/authorization-letter.docx
@@ -157,7 +157,7 @@
       <w:pPr>
         <w:pStyle w:val="a3"/>
         <w:spacing w:line="276" w:lineRule="auto"/>
-        <w:ind w:firstLineChars="150" w:firstLine="471"/>
+        <w:ind w:firstLineChars="150" w:firstLine="480"/>
         <w:rPr>
           <w:rFonts w:ascii="SimSun" w:eastAsia="SimSun" w:hAnsi="SimSun" w:cs="새굴림"/>
           <w:b/>
@@ -254,7 +254,7 @@
       <w:pPr>
         <w:pStyle w:val="a3"/>
         <w:spacing w:line="276" w:lineRule="auto"/>
-        <w:ind w:firstLineChars="150" w:firstLine="471"/>
+        <w:ind w:firstLineChars="150" w:firstLine="480"/>
         <w:rPr>
           <w:rFonts w:ascii="Arial Unicode MS" w:eastAsia="SimSun" w:hAnsi="Arial Unicode MS" w:cs="Arial Unicode MS"/>
           <w:b/>
@@ -319,7 +319,7 @@
       <w:pPr>
         <w:pStyle w:val="a3"/>
         <w:spacing w:line="276" w:lineRule="auto"/>
-        <w:ind w:firstLineChars="150" w:firstLine="471"/>
+        <w:ind w:firstLineChars="150" w:firstLine="480"/>
         <w:rPr>
           <w:rFonts w:ascii="Arial Unicode MS" w:eastAsia="Arial Unicode MS" w:hAnsi="Arial Unicode MS" w:cs="Arial Unicode MS"/>
           <w:b/>
@@ -395,7 +395,7 @@
       <w:pPr>
         <w:pStyle w:val="a3"/>
         <w:spacing w:line="276" w:lineRule="auto"/>
-        <w:ind w:firstLineChars="150" w:firstLine="471"/>
+        <w:ind w:firstLineChars="150" w:firstLine="480"/>
         <w:rPr>
           <w:rFonts w:ascii="Arial Unicode MS" w:eastAsia="Arial Unicode MS" w:hAnsi="Arial Unicode MS" w:cs="Arial Unicode MS"/>
           <w:b/>
@@ -866,7 +866,7 @@
           <w:tab w:val="left" w:pos="24800"/>
         </w:tabs>
         <w:spacing w:line="420" w:lineRule="auto"/>
-        <w:ind w:firstLineChars="350" w:firstLine="1237"/>
+        <w:ind w:firstLineChars="350" w:firstLine="1261"/>
         <w:rPr>
           <w:rFonts w:ascii="Arial Unicode MS" w:eastAsia="Arial Unicode MS" w:hAnsi="Arial Unicode MS" w:cs="Arial Unicode MS"/>
           <w:b/>
@@ -1313,7 +1313,7 @@
         <w:spacing w:line="240" w:lineRule="auto"/>
         <w:jc w:val="center"/>
         <w:rPr>
-          <w:rFonts w:ascii="Arial Unicode MS" w:eastAsia="Arial Unicode MS" w:hAnsi="Arial Unicode MS" w:cs="Arial Unicode MS"/>
+          <w:rFonts w:ascii="Arial Unicode MS" w:eastAsia="Arial Unicode MS" w:hAnsi="Arial Unicode MS" w:cs="Arial Unicode MS" w:hint="eastAsia"/>
           <w:b/>
           <w:bCs/>
           <w:spacing w:val="-14"/>
@@ -1329,8 +1329,31 @@
           <w:sz w:val="56"/>
           <w:szCs w:val="56"/>
         </w:rPr>
-        <w:t>한 라 대 학 교</w:t>
-      </w:r>
+        <w:t>한라대학교</w:t>
+      </w:r>
+      <w:r>
+        <w:rPr>
+          <w:rFonts w:ascii="Arial Unicode MS" w:eastAsia="Arial Unicode MS" w:hAnsi="Arial Unicode MS" w:cs="Arial Unicode MS" w:hint="eastAsia"/>
+          <w:b/>
+          <w:bCs/>
+          <w:sz w:val="56"/>
+          <w:szCs w:val="56"/>
+          <w:lang w:eastAsia="zh-CN"/>
+        </w:rPr>
+        <w:t xml:space="preserve"> </w:t>
+      </w:r>
+      <w:proofErr w:type="spellStart"/>
+      <w:r>
+        <w:rPr>
+          <w:rFonts w:ascii="Arial Unicode MS" w:eastAsia="Arial Unicode MS" w:hAnsi="Arial Unicode MS" w:cs="Arial Unicode MS" w:hint="eastAsia"/>
+          <w:b/>
+          <w:bCs/>
+          <w:sz w:val="56"/>
+          <w:szCs w:val="56"/>
+        </w:rPr>
+        <w:t>글로컬인재처</w:t>
+      </w:r>
+      <w:proofErr w:type="spellEnd"/>
     </w:p>
     <w:p>
       <w:pPr>
@@ -1356,24 +1379,136 @@
           <w:sz w:val="48"/>
           <w:szCs w:val="48"/>
         </w:rPr>
-        <w:t>Halla</w:t>
-      </w:r>
-      <w:proofErr w:type="spellEnd"/>
-      <w:r>
-        <w:rPr>
-          <w:rFonts w:ascii="Arial Unicode MS" w:eastAsia="Arial Unicode MS" w:hAnsi="Arial Unicode MS" w:cs="Arial Unicode MS"/>
+        <w:t>H</w:t>
+      </w:r>
+      <w:r>
+        <w:rPr>
+          <w:rFonts w:ascii="Arial Unicode MS" w:eastAsia="Arial Unicode MS" w:hAnsi="Arial Unicode MS" w:cs="Arial Unicode MS" w:hint="eastAsia"/>
           <w:b/>
           <w:bCs/>
           <w:spacing w:val="-14"/>
           <w:sz w:val="48"/>
           <w:szCs w:val="48"/>
         </w:rPr>
-        <w:t xml:space="preserve"> University</w:t>
+        <w:t>a</w:t>
+      </w:r>
+      <w:r>
+        <w:rPr>
+          <w:rFonts w:ascii="Arial Unicode MS" w:eastAsia="Arial Unicode MS" w:hAnsi="Arial Unicode MS" w:cs="Arial Unicode MS"/>
+          <w:b/>
+          <w:bCs/>
+          <w:spacing w:val="-14"/>
+          <w:sz w:val="48"/>
+          <w:szCs w:val="48"/>
+        </w:rPr>
+        <w:t>lla</w:t>
+      </w:r>
+      <w:proofErr w:type="spellEnd"/>
+      <w:r>
+        <w:rPr>
+          <w:rFonts w:ascii="Arial Unicode MS" w:eastAsia="Arial Unicode MS" w:hAnsi="Arial Unicode MS" w:cs="Arial Unicode MS"/>
+          <w:b/>
+          <w:bCs/>
+          <w:spacing w:val="-14"/>
+          <w:sz w:val="48"/>
+          <w:szCs w:val="48"/>
+        </w:rPr>
+        <w:t xml:space="preserve"> U</w:t>
+      </w:r>
+      <w:r>
+        <w:rPr>
+          <w:rFonts w:ascii="Arial Unicode MS" w:eastAsia="Arial Unicode MS" w:hAnsi="Arial Unicode MS" w:cs="Arial Unicode MS"/>
+          <w:b/>
+          <w:bCs/>
+          <w:spacing w:val="-14"/>
+          <w:sz w:val="48"/>
+          <w:szCs w:val="48"/>
+        </w:rPr>
+        <w:t>niversity</w:t>
+      </w:r>
+      <w:r>
+        <w:rPr>
+          <w:rFonts w:ascii="Arial Unicode MS" w:eastAsia="Arial Unicode MS" w:hAnsi="Arial Unicode MS" w:cs="Arial Unicode MS"/>
+          <w:b/>
+          <w:bCs/>
+          <w:spacing w:val="-14"/>
+          <w:sz w:val="48"/>
+          <w:szCs w:val="48"/>
+        </w:rPr>
+        <w:t xml:space="preserve"> </w:t>
+      </w:r>
+      <w:proofErr w:type="spellStart"/>
+      <w:r>
+        <w:rPr>
+          <w:rFonts w:ascii="Arial Unicode MS" w:eastAsia="Arial Unicode MS" w:hAnsi="Arial Unicode MS" w:cs="Arial Unicode MS"/>
+          <w:b/>
+          <w:bCs/>
+          <w:spacing w:val="-14"/>
+          <w:sz w:val="48"/>
+          <w:szCs w:val="48"/>
+        </w:rPr>
+        <w:t>G</w:t>
+      </w:r>
+      <w:r>
+        <w:rPr>
+          <w:rFonts w:ascii="Arial Unicode MS" w:eastAsia="Arial Unicode MS" w:hAnsi="Arial Unicode MS" w:cs="Arial Unicode MS"/>
+          <w:b/>
+          <w:bCs/>
+          <w:spacing w:val="-14"/>
+          <w:sz w:val="48"/>
+          <w:szCs w:val="48"/>
+        </w:rPr>
+        <w:t>local</w:t>
+      </w:r>
+      <w:proofErr w:type="spellEnd"/>
+      <w:r>
+        <w:rPr>
+          <w:rFonts w:ascii="Arial Unicode MS" w:eastAsia="Arial Unicode MS" w:hAnsi="Arial Unicode MS" w:cs="Arial Unicode MS"/>
+          <w:b/>
+          <w:bCs/>
+          <w:spacing w:val="-14"/>
+          <w:sz w:val="48"/>
+          <w:szCs w:val="48"/>
+        </w:rPr>
+        <w:t xml:space="preserve"> T</w:t>
+      </w:r>
+      <w:r>
+        <w:rPr>
+          <w:rFonts w:ascii="Arial Unicode MS" w:eastAsia="Arial Unicode MS" w:hAnsi="Arial Unicode MS" w:cs="Arial Unicode MS"/>
+          <w:b/>
+          <w:bCs/>
+          <w:spacing w:val="-14"/>
+          <w:sz w:val="48"/>
+          <w:szCs w:val="48"/>
+        </w:rPr>
+        <w:t>alent</w:t>
+      </w:r>
+      <w:r>
+        <w:rPr>
+          <w:rFonts w:ascii="Arial Unicode MS" w:eastAsia="Arial Unicode MS" w:hAnsi="Arial Unicode MS" w:cs="Arial Unicode MS"/>
+          <w:b/>
+          <w:bCs/>
+          <w:spacing w:val="-14"/>
+          <w:sz w:val="48"/>
+          <w:szCs w:val="48"/>
+        </w:rPr>
+        <w:t xml:space="preserve"> A</w:t>
+      </w:r>
+      <w:r>
+        <w:rPr>
+          <w:rFonts w:ascii="Arial Unicode MS" w:eastAsia="Arial Unicode MS" w:hAnsi="Arial Unicode MS" w:cs="Arial Unicode MS"/>
+          <w:b/>
+          <w:bCs/>
+          <w:spacing w:val="-14"/>
+          <w:sz w:val="48"/>
+          <w:szCs w:val="48"/>
+        </w:rPr>
+        <w:t>ffairs</w:t>
       </w:r>
     </w:p>
     <w:sectPr>
       <w:pgSz w:w="11906" w:h="16838"/>
-      <w:pgMar w:top="1440" w:right="1080" w:bottom="1440" w:left="1080" w:header="851" w:footer="992" w:gutter="0"/>
+      <w:pgMar w:top="720" w:right="720" w:bottom="720" w:left="720" w:header="851" w:footer="992" w:gutter="0"/>
       <w:cols w:space="425"/>
       <w:docGrid w:linePitch="360"/>
     </w:sectPr>

--- a/public/templates/authorization-letter.docx
+++ b/public/templates/authorization-letter.docx
@@ -1,6 +1,6 @@
 
 <file path=word/document.xml><?xml version="1.0" encoding="utf-8"?>
-<w:document xmlns:wpc="http://schemas.microsoft.com/office/word/2010/wordprocessingCanvas" xmlns:cx="http://schemas.microsoft.com/office/drawing/2014/chartex" xmlns:cx1="http://schemas.microsoft.com/office/drawing/2015/9/8/chartex" xmlns:cx2="http://schemas.microsoft.com/office/drawing/2015/10/21/chartex" xmlns:cx3="http://schemas.microsoft.com/office/drawing/2016/5/9/chartex" xmlns:cx4="http://schemas.microsoft.com/office/drawing/2016/5/10/chartex" xmlns:cx5="http://schemas.microsoft.com/office/drawing/2016/5/11/chartex" xmlns:cx6="http://schemas.microsoft.com/office/drawing/2016/5/12/chartex" xmlns:cx7="http://schemas.microsoft.com/office/drawing/2016/5/13/chartex" xmlns:cx8="http://schemas.microsoft.com/office/drawing/2016/5/14/chartex" xmlns:mc="http://schemas.openxmlformats.org/markup-compatibility/2006" xmlns:aink="http://schemas.microsoft.com/office/drawing/2016/ink" xmlns:am3d="http://schemas.microsoft.com/office/drawing/2017/model3d" xmlns:o="urn:schemas-microsoft-com:office:office" xmlns:r="http://schemas.openxmlformats.org/officeDocument/2006/relationships" xmlns:m="http://schemas.openxmlformats.org/officeDocument/2006/math" xmlns:v="urn:schemas-microsoft-com:vml" xmlns:wp14="http://schemas.microsoft.com/office/word/2010/wordprocessingDrawing" xmlns:wp="http://schemas.openxmlformats.org/drawingml/2006/wordprocessingDrawing" xmlns:w10="urn:schemas-microsoft-com:office:word" xmlns:w="http://schemas.openxmlformats.org/wordprocessingml/2006/main" xmlns:w14="http://schemas.microsoft.com/office/word/2010/wordml" xmlns:w15="http://schemas.microsoft.com/office/word/2012/wordml" xmlns:w16cex="http://schemas.microsoft.com/office/word/2018/wordml/cex" xmlns:w16cid="http://schemas.microsoft.com/office/word/2016/wordml/cid" xmlns:w16="http://schemas.microsoft.com/office/word/2018/wordml" xmlns:w16sdtdh="http://schemas.microsoft.com/office/word/2020/wordml/sdtdatahash" xmlns:w16se="http://schemas.microsoft.com/office/word/2015/wordml/symex" xmlns:wpg="http://schemas.microsoft.com/office/word/2010/wordprocessingGroup" xmlns:wpi="http://schemas.microsoft.com/office/word/2010/wordprocessingInk" xmlns:wne="http://schemas.microsoft.com/office/word/2006/wordml" xmlns:wps="http://schemas.microsoft.com/office/word/2010/wordprocessingShape" mc:Ignorable="w14 w15 w16se w16cid w16 w16cex w16sdtdh wp14">
+<w:document xmlns:wpc="http://schemas.microsoft.com/office/word/2010/wordprocessingCanvas" xmlns:mc="http://schemas.openxmlformats.org/markup-compatibility/2006" xmlns:o="urn:schemas-microsoft-com:office:office" xmlns:r="http://schemas.openxmlformats.org/officeDocument/2006/relationships" xmlns:m="http://schemas.openxmlformats.org/officeDocument/2006/math" xmlns:v="urn:schemas-microsoft-com:vml" xmlns:wp14="http://schemas.microsoft.com/office/word/2010/wordprocessingDrawing" xmlns:wp="http://schemas.openxmlformats.org/drawingml/2006/wordprocessingDrawing" xmlns:w10="urn:schemas-microsoft-com:office:word" xmlns:w="http://schemas.openxmlformats.org/wordprocessingml/2006/main" xmlns:w14="http://schemas.microsoft.com/office/word/2010/wordml" xmlns:w15="http://schemas.microsoft.com/office/word/2012/wordml" xmlns:wpg="http://schemas.microsoft.com/office/word/2010/wordprocessingGroup" xmlns:wpi="http://schemas.microsoft.com/office/word/2010/wordprocessingInk" xmlns:wne="http://schemas.microsoft.com/office/word/2006/wordml" xmlns:wps="http://schemas.microsoft.com/office/word/2010/wordprocessingShape">
   <w:body>
     <w:p>
       <w:pPr>
@@ -56,8 +56,8 @@
       <w:pPr>
         <w:pStyle w:val="a3"/>
         <w:wordWrap/>
+        <w:jc w:val="center"/>
         <w:spacing w:line="240" w:lineRule="auto"/>
-        <w:jc w:val="center"/>
         <w:rPr>
           <w:rFonts w:ascii="맑은 고딕" w:eastAsia="맑은 고딕" w:hAnsi="맑은 고딕"/>
           <w:b/>
@@ -66,7 +66,6 @@
           <w:szCs w:val="72"/>
         </w:rPr>
       </w:pPr>
-      <w:proofErr w:type="gramStart"/>
       <w:r>
         <w:rPr>
           <w:rFonts w:ascii="맑은 고딕" w:eastAsia="맑은 고딕" w:hAnsi="맑은 고딕" w:cs="바탕" w:hint="eastAsia"/>
@@ -97,7 +96,6 @@
         </w:rPr>
         <w:t xml:space="preserve"> 촉</w:t>
       </w:r>
-      <w:proofErr w:type="gramEnd"/>
       <w:r>
         <w:rPr>
           <w:rFonts w:ascii="맑은 고딕" w:eastAsia="맑은 고딕" w:hAnsi="맑은 고딕" w:cs="바탕" w:hint="eastAsia"/>
@@ -123,8 +121,8 @@
       <w:pPr>
         <w:pStyle w:val="a3"/>
         <w:wordWrap/>
+        <w:jc w:val="center"/>
         <w:spacing w:line="372" w:lineRule="auto"/>
-        <w:jc w:val="center"/>
         <w:rPr>
           <w:rFonts w:ascii="MingLiU" w:eastAsia="MingLiU" w:hAnsi="MingLiU" w:cs="Arial Unicode MS"/>
         </w:rPr>
@@ -134,9 +132,9 @@
           <w:rFonts w:ascii="MingLiU" w:eastAsia="MingLiU" w:hAnsi="MingLiU" w:cs="Arial Unicode MS" w:hint="eastAsia"/>
           <w:b/>
           <w:bCs/>
-          <w:spacing w:val="20"/>
           <w:sz w:val="40"/>
           <w:szCs w:val="40"/>
+          <w:spacing w:val="20"/>
         </w:rPr>
         <w:t>CERTIFICATE OF APPOINTMENT</w:t>
       </w:r>
@@ -156,15 +154,15 @@
     <w:p>
       <w:pPr>
         <w:pStyle w:val="a3"/>
+        <w:ind w:firstLineChars="150" w:firstLine="480"/>
         <w:spacing w:line="276" w:lineRule="auto"/>
-        <w:ind w:firstLineChars="150" w:firstLine="480"/>
-        <w:rPr>
+        <w:rPr>
+          <w:lang w:eastAsia="zh-CN"/>
           <w:rFonts w:ascii="SimSun" w:eastAsia="SimSun" w:hAnsi="SimSun" w:cs="새굴림"/>
           <w:b/>
           <w:bCs/>
           <w:sz w:val="32"/>
           <w:szCs w:val="32"/>
-          <w:lang w:eastAsia="zh-CN"/>
         </w:rPr>
       </w:pPr>
       <w:r>
@@ -217,7 +215,6 @@
         </w:rPr>
         <w:t>(Name</w:t>
       </w:r>
-      <w:proofErr w:type="gramStart"/>
       <w:r>
         <w:rPr>
           <w:rFonts w:ascii="Arial Unicode MS" w:eastAsia="Arial Unicode MS" w:hAnsi="Arial Unicode MS" w:cs="Arial Unicode MS" w:hint="eastAsia"/>
@@ -238,7 +235,6 @@
         </w:rPr>
         <w:t xml:space="preserve"> :</w:t>
       </w:r>
-      <w:proofErr w:type="gramEnd"/>
       <w:r>
         <w:rPr>
           <w:rFonts w:ascii="Arial Unicode MS" w:eastAsia="Arial Unicode MS" w:hAnsi="Arial Unicode MS" w:cs="Arial Unicode MS" w:hint="eastAsia"/>
@@ -253,15 +249,15 @@
     <w:p>
       <w:pPr>
         <w:pStyle w:val="a3"/>
+        <w:ind w:firstLineChars="150" w:firstLine="480"/>
         <w:spacing w:line="276" w:lineRule="auto"/>
-        <w:ind w:firstLineChars="150" w:firstLine="480"/>
-        <w:rPr>
+        <w:rPr>
+          <w:lang w:eastAsia="zh-CN"/>
           <w:rFonts w:ascii="Arial Unicode MS" w:eastAsia="SimSun" w:hAnsi="Arial Unicode MS" w:cs="Arial Unicode MS"/>
           <w:b/>
           <w:bCs/>
           <w:sz w:val="32"/>
           <w:szCs w:val="32"/>
-          <w:lang w:eastAsia="zh-CN"/>
         </w:rPr>
       </w:pPr>
       <w:r>
@@ -318,8 +314,8 @@
     <w:p>
       <w:pPr>
         <w:pStyle w:val="a3"/>
+        <w:ind w:firstLineChars="150" w:firstLine="480"/>
         <w:spacing w:line="276" w:lineRule="auto"/>
-        <w:ind w:firstLineChars="150" w:firstLine="480"/>
         <w:rPr>
           <w:rFonts w:ascii="Arial Unicode MS" w:eastAsia="Arial Unicode MS" w:hAnsi="Arial Unicode MS" w:cs="Arial Unicode MS"/>
           <w:b/>
@@ -368,7 +364,6 @@
         </w:rPr>
         <w:t>Number</w:t>
       </w:r>
-      <w:proofErr w:type="gramStart"/>
       <w:r>
         <w:rPr>
           <w:rFonts w:ascii="Arial Unicode MS" w:eastAsia="Arial Unicode MS" w:hAnsi="Arial Unicode MS" w:cs="Arial Unicode MS"/>
@@ -379,7 +374,6 @@
         </w:rPr>
         <w:t>) :</w:t>
       </w:r>
-      <w:proofErr w:type="gramEnd"/>
       <w:r>
         <w:rPr>
           <w:rFonts w:ascii="Arial Unicode MS" w:eastAsia="Arial Unicode MS" w:hAnsi="Arial Unicode MS" w:cs="Arial Unicode MS"/>
@@ -394,8 +388,8 @@
     <w:p>
       <w:pPr>
         <w:pStyle w:val="a3"/>
+        <w:ind w:firstLineChars="150" w:firstLine="480"/>
         <w:spacing w:line="276" w:lineRule="auto"/>
-        <w:ind w:firstLineChars="150" w:firstLine="480"/>
         <w:rPr>
           <w:rFonts w:ascii="Arial Unicode MS" w:eastAsia="Arial Unicode MS" w:hAnsi="Arial Unicode MS" w:cs="Arial Unicode MS"/>
           <w:b/>
@@ -404,6 +398,121 @@
           <w:szCs w:val="32"/>
         </w:rPr>
       </w:pPr>
+    </w:p>
+    <w:p>
+      <w:pPr>
+        <w:pStyle w:val="a3"/>
+        <w:jc w:val="center"/>
+        <w:tabs>
+          <w:tab w:val="left" w:pos="800"/>
+          <w:tab w:val="left" w:pos="1600"/>
+          <w:tab w:val="left" w:pos="2400"/>
+          <w:tab w:val="left" w:pos="3200"/>
+          <w:tab w:val="left" w:pos="4000"/>
+          <w:tab w:val="left" w:pos="4800"/>
+          <w:tab w:val="left" w:pos="5600"/>
+          <w:tab w:val="left" w:pos="6400"/>
+          <w:tab w:val="left" w:pos="7200"/>
+          <w:tab w:val="left" w:pos="8000"/>
+          <w:tab w:val="left" w:pos="8132"/>
+          <w:tab w:val="left" w:pos="8800"/>
+          <w:tab w:val="left" w:pos="9600"/>
+          <w:tab w:val="left" w:pos="10400"/>
+          <w:tab w:val="left" w:pos="11200"/>
+          <w:tab w:val="left" w:pos="12000"/>
+          <w:tab w:val="left" w:pos="12800"/>
+          <w:tab w:val="left" w:pos="13600"/>
+          <w:tab w:val="left" w:pos="14400"/>
+          <w:tab w:val="left" w:pos="15200"/>
+          <w:tab w:val="left" w:pos="16000"/>
+          <w:tab w:val="left" w:pos="16800"/>
+          <w:tab w:val="left" w:pos="17600"/>
+          <w:tab w:val="left" w:pos="18400"/>
+          <w:tab w:val="left" w:pos="19200"/>
+          <w:tab w:val="left" w:pos="20000"/>
+          <w:tab w:val="left" w:pos="20800"/>
+          <w:tab w:val="left" w:pos="21600"/>
+          <w:tab w:val="left" w:pos="22400"/>
+          <w:tab w:val="left" w:pos="23200"/>
+          <w:tab w:val="left" w:pos="24000"/>
+          <w:tab w:val="left" w:pos="24800"/>
+        </w:tabs>
+        <w:spacing w:line="240" w:lineRule="auto"/>
+        <w:rPr>
+          <w:rFonts w:ascii="Arial Unicode MS" w:eastAsia="Arial Unicode MS" w:hAnsi="Arial Unicode MS" w:cs="Arial Unicode MS"/>
+          <w:b/>
+          <w:bCs/>
+          <w:sz w:val="48"/>
+          <w:szCs w:val="48"/>
+          <w:spacing w:val="-20"/>
+        </w:rPr>
+      </w:pPr>
+      <w:r>
+        <w:rPr>
+          <w:rFonts w:ascii="Arial Unicode MS" w:eastAsia="Arial Unicode MS" w:hAnsi="Arial Unicode MS" w:cs="Arial Unicode MS" w:hint="eastAsia"/>
+          <w:b/>
+          <w:bCs/>
+          <w:sz w:val="48"/>
+          <w:szCs w:val="48"/>
+          <w:spacing w:val="-20"/>
+        </w:rPr>
+        <w:t>상기 기관</w:t>
+      </w:r>
+      <w:r>
+        <w:rPr>
+          <w:rFonts w:ascii="Arial Unicode MS" w:eastAsia="Arial Unicode MS" w:hAnsi="Arial Unicode MS" w:cs="Arial Unicode MS" w:hint="eastAsia"/>
+          <w:b/>
+          <w:bCs/>
+          <w:sz w:val="48"/>
+          <w:szCs w:val="48"/>
+          <w:spacing w:val="-20"/>
+        </w:rPr>
+        <w:t xml:space="preserve">을 해외 교류협력 및 유학생 유치를 위한 </w:t>
+      </w:r>
+      <w:r>
+        <w:rPr>
+          <w:rFonts w:ascii="Arial Unicode MS" w:eastAsia="Arial Unicode MS" w:hAnsi="Arial Unicode MS" w:cs="Arial Unicode MS" w:hint="eastAsia"/>
+          <w:b/>
+          <w:bCs/>
+          <w:sz w:val="48"/>
+          <w:szCs w:val="48"/>
+          <w:spacing w:val="-20"/>
+        </w:rPr>
+        <w:t>한라</w:t>
+      </w:r>
+      <w:r>
+        <w:rPr>
+          <w:rFonts w:ascii="Arial Unicode MS" w:eastAsia="Arial Unicode MS" w:hAnsi="Arial Unicode MS" w:cs="Arial Unicode MS" w:hint="eastAsia"/>
+          <w:b/>
+          <w:bCs/>
+          <w:sz w:val="48"/>
+          <w:szCs w:val="48"/>
+          <w:spacing w:val="-20"/>
+        </w:rPr>
+        <w:t xml:space="preserve">대학교 </w:t>
+      </w:r>
+      <w:r>
+        <w:rPr>
+          <w:rFonts w:ascii="Arial Unicode MS" w:eastAsia="Arial Unicode MS" w:hAnsi="Arial Unicode MS" w:cs="Arial Unicode MS" w:hint="eastAsia"/>
+          <w:b/>
+          <w:bCs/>
+          <w:sz w:val="48"/>
+          <w:szCs w:val="48"/>
+          <w:spacing w:val="-20"/>
+        </w:rPr>
+        <w:t>해외자문기관</w:t>
+      </w:r>
+      <w:r>
+        <w:rPr>
+          <w:rFonts w:ascii="Arial Unicode MS" w:eastAsia="Arial Unicode MS" w:hAnsi="Arial Unicode MS" w:cs="Arial Unicode MS" w:hint="eastAsia"/>
+          <w:b/>
+          <w:bCs/>
+          <w:sz w:val="48"/>
+          <w:szCs w:val="48"/>
+          <w:spacing w:val="-20"/>
+        </w:rPr>
+        <w:t>으로 위촉함</w:t>
+      </w:r>
     </w:p>
     <w:p>
       <w:pPr>
@@ -443,133 +552,20 @@
           <w:tab w:val="left" w:pos="24800"/>
         </w:tabs>
         <w:spacing w:line="240" w:lineRule="auto"/>
-        <w:jc w:val="center"/>
-        <w:rPr>
-          <w:rFonts w:ascii="Arial Unicode MS" w:eastAsia="Arial Unicode MS" w:hAnsi="Arial Unicode MS" w:cs="Arial Unicode MS"/>
-          <w:b/>
-          <w:bCs/>
-          <w:spacing w:val="-20"/>
-          <w:sz w:val="48"/>
-          <w:szCs w:val="48"/>
-        </w:rPr>
-      </w:pPr>
-      <w:r>
-        <w:rPr>
-          <w:rFonts w:ascii="Arial Unicode MS" w:eastAsia="Arial Unicode MS" w:hAnsi="Arial Unicode MS" w:cs="Arial Unicode MS" w:hint="eastAsia"/>
-          <w:b/>
-          <w:bCs/>
-          <w:spacing w:val="-20"/>
-          <w:sz w:val="48"/>
-          <w:szCs w:val="48"/>
-        </w:rPr>
-        <w:t>상기 기관</w:t>
-      </w:r>
-      <w:r>
-        <w:rPr>
-          <w:rFonts w:ascii="Arial Unicode MS" w:eastAsia="Arial Unicode MS" w:hAnsi="Arial Unicode MS" w:cs="Arial Unicode MS" w:hint="eastAsia"/>
-          <w:b/>
-          <w:bCs/>
-          <w:spacing w:val="-20"/>
-          <w:sz w:val="48"/>
-          <w:szCs w:val="48"/>
-        </w:rPr>
-        <w:t xml:space="preserve">을 해외 교류협력 및 유학생 유치를 위한 </w:t>
-      </w:r>
-      <w:r>
-        <w:rPr>
-          <w:rFonts w:ascii="Arial Unicode MS" w:eastAsia="Arial Unicode MS" w:hAnsi="Arial Unicode MS" w:cs="Arial Unicode MS" w:hint="eastAsia"/>
-          <w:b/>
-          <w:bCs/>
-          <w:spacing w:val="-20"/>
-          <w:sz w:val="48"/>
-          <w:szCs w:val="48"/>
-        </w:rPr>
-        <w:t>한라</w:t>
-      </w:r>
-      <w:r>
-        <w:rPr>
-          <w:rFonts w:ascii="Arial Unicode MS" w:eastAsia="Arial Unicode MS" w:hAnsi="Arial Unicode MS" w:cs="Arial Unicode MS" w:hint="eastAsia"/>
-          <w:b/>
-          <w:bCs/>
-          <w:spacing w:val="-20"/>
-          <w:sz w:val="48"/>
-          <w:szCs w:val="48"/>
-        </w:rPr>
-        <w:t xml:space="preserve">대학교 </w:t>
-      </w:r>
-      <w:r>
-        <w:rPr>
-          <w:rFonts w:ascii="Arial Unicode MS" w:eastAsia="Arial Unicode MS" w:hAnsi="Arial Unicode MS" w:cs="Arial Unicode MS" w:hint="eastAsia"/>
-          <w:b/>
-          <w:bCs/>
-          <w:spacing w:val="-20"/>
-          <w:sz w:val="48"/>
-          <w:szCs w:val="48"/>
-        </w:rPr>
-        <w:t>해외자문기관</w:t>
-      </w:r>
-      <w:r>
-        <w:rPr>
-          <w:rFonts w:ascii="Arial Unicode MS" w:eastAsia="Arial Unicode MS" w:hAnsi="Arial Unicode MS" w:cs="Arial Unicode MS" w:hint="eastAsia"/>
-          <w:b/>
-          <w:bCs/>
-          <w:spacing w:val="-20"/>
-          <w:sz w:val="48"/>
-          <w:szCs w:val="48"/>
-        </w:rPr>
-        <w:t>으로 위촉함</w:t>
-      </w:r>
-    </w:p>
-    <w:p>
-      <w:pPr>
-        <w:pStyle w:val="a3"/>
-        <w:tabs>
-          <w:tab w:val="left" w:pos="800"/>
-          <w:tab w:val="left" w:pos="1600"/>
-          <w:tab w:val="left" w:pos="2400"/>
-          <w:tab w:val="left" w:pos="3200"/>
-          <w:tab w:val="left" w:pos="4000"/>
-          <w:tab w:val="left" w:pos="4800"/>
-          <w:tab w:val="left" w:pos="5600"/>
-          <w:tab w:val="left" w:pos="6400"/>
-          <w:tab w:val="left" w:pos="7200"/>
-          <w:tab w:val="left" w:pos="8000"/>
-          <w:tab w:val="left" w:pos="8132"/>
-          <w:tab w:val="left" w:pos="8800"/>
-          <w:tab w:val="left" w:pos="9600"/>
-          <w:tab w:val="left" w:pos="10400"/>
-          <w:tab w:val="left" w:pos="11200"/>
-          <w:tab w:val="left" w:pos="12000"/>
-          <w:tab w:val="left" w:pos="12800"/>
-          <w:tab w:val="left" w:pos="13600"/>
-          <w:tab w:val="left" w:pos="14400"/>
-          <w:tab w:val="left" w:pos="15200"/>
-          <w:tab w:val="left" w:pos="16000"/>
-          <w:tab w:val="left" w:pos="16800"/>
-          <w:tab w:val="left" w:pos="17600"/>
-          <w:tab w:val="left" w:pos="18400"/>
-          <w:tab w:val="left" w:pos="19200"/>
-          <w:tab w:val="left" w:pos="20000"/>
-          <w:tab w:val="left" w:pos="20800"/>
-          <w:tab w:val="left" w:pos="21600"/>
-          <w:tab w:val="left" w:pos="22400"/>
-          <w:tab w:val="left" w:pos="23200"/>
-          <w:tab w:val="left" w:pos="24000"/>
-          <w:tab w:val="left" w:pos="24800"/>
-        </w:tabs>
-        <w:spacing w:line="240" w:lineRule="auto"/>
-        <w:rPr>
-          <w:rFonts w:ascii="Arial Unicode MS" w:eastAsia="Arial Unicode MS" w:hAnsi="Arial Unicode MS" w:cs="Arial Unicode MS"/>
-          <w:b/>
-          <w:bCs/>
-          <w:spacing w:val="-20"/>
+        <w:rPr>
+          <w:rFonts w:ascii="Arial Unicode MS" w:eastAsia="Arial Unicode MS" w:hAnsi="Arial Unicode MS" w:cs="Arial Unicode MS"/>
+          <w:b/>
+          <w:bCs/>
           <w:sz w:val="18"/>
           <w:szCs w:val="18"/>
+          <w:spacing w:val="-20"/>
         </w:rPr>
       </w:pPr>
     </w:p>
     <w:p>
       <w:pPr>
+        <w:ind w:leftChars="150" w:left="300" w:firstLine="1"/>
+        <w:jc w:val="center"/>
         <w:tabs>
           <w:tab w:val="left" w:pos="800"/>
           <w:tab w:val="left" w:pos="1600"/>
@@ -605,17 +601,15 @@
           <w:tab w:val="left" w:pos="24800"/>
         </w:tabs>
         <w:spacing w:after="0" w:line="360" w:lineRule="auto"/>
-        <w:ind w:leftChars="150" w:left="300" w:firstLine="1"/>
-        <w:jc w:val="center"/>
         <w:textAlignment w:val="baseline"/>
         <w:rPr>
           <w:rFonts w:ascii="한컴돋움" w:eastAsia="한컴돋움" w:hAnsi="한컴돋움" w:cs="한컴돋움"/>
           <w:b/>
           <w:color w:val="000000"/>
-          <w:spacing w:val="10"/>
-          <w:kern w:val="0"/>
           <w:sz w:val="26"/>
           <w:szCs w:val="26"/>
+          <w:kern w:val="0"/>
+          <w:spacing w:val="10"/>
         </w:rPr>
       </w:pPr>
       <w:r>
@@ -623,10 +617,10 @@
           <w:rFonts w:ascii="한컴돋움" w:eastAsia="한컴돋움" w:hAnsi="한컴돋움" w:cs="한컴돋움" w:hint="eastAsia"/>
           <w:b/>
           <w:color w:val="000000"/>
-          <w:spacing w:val="10"/>
-          <w:kern w:val="0"/>
           <w:sz w:val="26"/>
           <w:szCs w:val="26"/>
+          <w:kern w:val="0"/>
+          <w:spacing w:val="10"/>
         </w:rPr>
         <w:t xml:space="preserve">This is to certify that the following </w:t>
       </w:r>
@@ -635,10 +629,10 @@
           <w:rFonts w:ascii="한컴돋움" w:eastAsia="한컴돋움" w:hAnsi="한컴돋움" w:cs="한컴돋움"/>
           <w:b/>
           <w:color w:val="000000"/>
-          <w:spacing w:val="10"/>
-          <w:kern w:val="0"/>
           <w:sz w:val="26"/>
           <w:szCs w:val="26"/>
+          <w:kern w:val="0"/>
+          <w:spacing w:val="10"/>
         </w:rPr>
         <w:t>company</w:t>
       </w:r>
@@ -647,16 +641,18 @@
           <w:rFonts w:ascii="한컴돋움" w:eastAsia="한컴돋움" w:hAnsi="한컴돋움" w:cs="한컴돋움" w:hint="eastAsia"/>
           <w:b/>
           <w:color w:val="000000"/>
-          <w:spacing w:val="10"/>
-          <w:kern w:val="0"/>
           <w:sz w:val="26"/>
           <w:szCs w:val="26"/>
+          <w:kern w:val="0"/>
+          <w:spacing w:val="10"/>
         </w:rPr>
         <w:t xml:space="preserve"> is appointed as the International Cooperation and Recruitment Consultant for </w:t>
       </w:r>
     </w:p>
     <w:p>
       <w:pPr>
+        <w:ind w:leftChars="150" w:left="300" w:firstLine="1"/>
+        <w:jc w:val="center"/>
         <w:tabs>
           <w:tab w:val="left" w:pos="800"/>
           <w:tab w:val="left" w:pos="1600"/>
@@ -692,42 +688,38 @@
           <w:tab w:val="left" w:pos="24800"/>
         </w:tabs>
         <w:spacing w:after="0" w:line="360" w:lineRule="auto"/>
-        <w:ind w:leftChars="150" w:left="300" w:firstLine="1"/>
-        <w:jc w:val="center"/>
         <w:textAlignment w:val="baseline"/>
         <w:rPr>
           <w:rFonts w:ascii="한컴돋움" w:eastAsia="한컴돋움" w:hAnsi="한컴돋움" w:cs="한컴돋움"/>
           <w:b/>
           <w:color w:val="000000"/>
-          <w:spacing w:val="10"/>
-          <w:kern w:val="0"/>
           <w:sz w:val="26"/>
           <w:szCs w:val="26"/>
+          <w:kern w:val="0"/>
+          <w:spacing w:val="10"/>
         </w:rPr>
       </w:pPr>
-      <w:proofErr w:type="spellStart"/>
       <w:r>
         <w:rPr>
           <w:rFonts w:ascii="한컴돋움" w:eastAsia="한컴돋움" w:hAnsi="한컴돋움" w:cs="한컴돋움"/>
           <w:b/>
           <w:color w:val="000000"/>
-          <w:spacing w:val="10"/>
-          <w:kern w:val="0"/>
           <w:sz w:val="26"/>
           <w:szCs w:val="26"/>
+          <w:kern w:val="0"/>
+          <w:spacing w:val="10"/>
         </w:rPr>
         <w:t>Halla</w:t>
       </w:r>
-      <w:proofErr w:type="spellEnd"/>
       <w:r>
         <w:rPr>
           <w:rFonts w:ascii="한컴돋움" w:eastAsia="한컴돋움" w:hAnsi="한컴돋움" w:cs="한컴돋움" w:hint="eastAsia"/>
           <w:b/>
           <w:color w:val="000000"/>
-          <w:spacing w:val="10"/>
-          <w:kern w:val="0"/>
           <w:sz w:val="26"/>
           <w:szCs w:val="26"/>
+          <w:kern w:val="0"/>
+          <w:spacing w:val="10"/>
         </w:rPr>
         <w:t xml:space="preserve"> University of Republic of Korea.</w:t>
       </w:r>
@@ -774,9 +766,9 @@
           <w:rFonts w:ascii="HY신명조" w:eastAsia="HY신명조" w:hAnsi="DFKai-SB"/>
           <w:b/>
           <w:bCs/>
-          <w:spacing w:val="10"/>
           <w:sz w:val="18"/>
           <w:szCs w:val="18"/>
+          <w:spacing w:val="10"/>
         </w:rPr>
       </w:pPr>
     </w:p>
@@ -822,15 +814,16 @@
           <w:rFonts w:ascii="HY신명조" w:eastAsia="HY신명조" w:hAnsi="DFKai-SB"/>
           <w:b/>
           <w:bCs/>
-          <w:spacing w:val="10"/>
           <w:sz w:val="18"/>
           <w:szCs w:val="18"/>
+          <w:spacing w:val="10"/>
         </w:rPr>
       </w:pPr>
     </w:p>
     <w:p>
       <w:pPr>
         <w:pStyle w:val="a3"/>
+        <w:ind w:firstLineChars="350" w:firstLine="1261"/>
         <w:tabs>
           <w:tab w:val="left" w:pos="800"/>
           <w:tab w:val="left" w:pos="1600"/>
@@ -866,7 +859,6 @@
           <w:tab w:val="left" w:pos="24800"/>
         </w:tabs>
         <w:spacing w:line="420" w:lineRule="auto"/>
-        <w:ind w:firstLineChars="350" w:firstLine="1261"/>
         <w:rPr>
           <w:rFonts w:ascii="Arial Unicode MS" w:eastAsia="Arial Unicode MS" w:hAnsi="Arial Unicode MS" w:cs="Arial Unicode MS"/>
           <w:b/>
@@ -885,7 +877,6 @@
         </w:rPr>
         <w:t>임기 (Term</w:t>
       </w:r>
-      <w:proofErr w:type="gramStart"/>
       <w:r>
         <w:rPr>
           <w:rFonts w:ascii="Arial Unicode MS" w:eastAsia="Arial Unicode MS" w:hAnsi="Arial Unicode MS" w:cs="Arial Unicode MS" w:hint="eastAsia"/>
@@ -901,21 +892,20 @@
           <w:rFonts w:ascii="Arial Unicode MS" w:eastAsia="Arial Unicode MS" w:hAnsi="Arial Unicode MS" w:cs="Arial Unicode MS" w:hint="eastAsia"/>
           <w:b/>
           <w:bCs/>
-          <w:spacing w:val="4"/>
           <w:sz w:val="36"/>
           <w:szCs w:val="36"/>
+          <w:spacing w:val="4"/>
         </w:rPr>
         <w:t xml:space="preserve"> :</w:t>
       </w:r>
-      <w:proofErr w:type="gramEnd"/>
-      <w:r>
-        <w:rPr>
-          <w:rFonts w:ascii="Arial Unicode MS" w:eastAsia="Arial Unicode MS" w:hAnsi="Arial Unicode MS" w:cs="Arial Unicode MS" w:hint="eastAsia"/>
-          <w:b/>
-          <w:bCs/>
-          <w:spacing w:val="4"/>
+      <w:r>
+        <w:rPr>
+          <w:rFonts w:ascii="Arial Unicode MS" w:eastAsia="Arial Unicode MS" w:hAnsi="Arial Unicode MS" w:cs="Arial Unicode MS" w:hint="eastAsia"/>
+          <w:b/>
+          <w:bCs/>
           <w:sz w:val="36"/>
           <w:szCs w:val="36"/>
+          <w:spacing w:val="4"/>
         </w:rPr>
         <w:t xml:space="preserve"> 202</w:t>
       </w:r>
@@ -924,9 +914,9 @@
           <w:rFonts w:ascii="Arial Unicode MS" w:eastAsia="Arial Unicode MS" w:hAnsi="Arial Unicode MS" w:cs="Arial Unicode MS"/>
           <w:b/>
           <w:bCs/>
-          <w:spacing w:val="4"/>
           <w:sz w:val="36"/>
           <w:szCs w:val="36"/>
+          <w:spacing w:val="4"/>
         </w:rPr>
         <w:t>X</w:t>
       </w:r>
@@ -935,9 +925,9 @@
           <w:rFonts w:ascii="Arial Unicode MS" w:eastAsia="Arial Unicode MS" w:hAnsi="Arial Unicode MS" w:cs="Arial Unicode MS" w:hint="eastAsia"/>
           <w:b/>
           <w:bCs/>
-          <w:spacing w:val="4"/>
           <w:sz w:val="36"/>
           <w:szCs w:val="36"/>
+          <w:spacing w:val="4"/>
         </w:rPr>
         <w:t>.</w:t>
       </w:r>
@@ -946,9 +936,9 @@
           <w:rFonts w:ascii="Arial Unicode MS" w:eastAsia="Arial Unicode MS" w:hAnsi="Arial Unicode MS" w:cs="Arial Unicode MS" w:hint="eastAsia"/>
           <w:b/>
           <w:bCs/>
-          <w:spacing w:val="4"/>
           <w:sz w:val="36"/>
           <w:szCs w:val="36"/>
+          <w:spacing w:val="4"/>
         </w:rPr>
         <w:t xml:space="preserve"> </w:t>
       </w:r>
@@ -957,9 +947,9 @@
           <w:rFonts w:ascii="Arial Unicode MS" w:eastAsia="Arial Unicode MS" w:hAnsi="Arial Unicode MS" w:cs="Arial Unicode MS"/>
           <w:b/>
           <w:bCs/>
-          <w:spacing w:val="4"/>
           <w:sz w:val="36"/>
           <w:szCs w:val="36"/>
+          <w:spacing w:val="4"/>
         </w:rPr>
         <w:t>XX</w:t>
       </w:r>
@@ -968,9 +958,9 @@
           <w:rFonts w:ascii="Arial Unicode MS" w:eastAsia="Arial Unicode MS" w:hAnsi="Arial Unicode MS" w:cs="Arial Unicode MS" w:hint="eastAsia"/>
           <w:b/>
           <w:bCs/>
-          <w:spacing w:val="4"/>
           <w:sz w:val="36"/>
           <w:szCs w:val="36"/>
+          <w:spacing w:val="4"/>
         </w:rPr>
         <w:t>.</w:t>
       </w:r>
@@ -979,21 +969,20 @@
           <w:rFonts w:ascii="Arial Unicode MS" w:eastAsia="Arial Unicode MS" w:hAnsi="Arial Unicode MS" w:cs="Arial Unicode MS" w:hint="eastAsia"/>
           <w:b/>
           <w:bCs/>
-          <w:spacing w:val="4"/>
           <w:sz w:val="36"/>
           <w:szCs w:val="36"/>
+          <w:spacing w:val="4"/>
         </w:rPr>
         <w:t xml:space="preserve"> </w:t>
       </w:r>
-      <w:proofErr w:type="gramStart"/>
-      <w:r>
-        <w:rPr>
-          <w:rFonts w:ascii="Arial Unicode MS" w:eastAsia="Arial Unicode MS" w:hAnsi="Arial Unicode MS" w:cs="Arial Unicode MS"/>
-          <w:b/>
-          <w:bCs/>
-          <w:spacing w:val="4"/>
+      <w:r>
+        <w:rPr>
+          <w:rFonts w:ascii="Arial Unicode MS" w:eastAsia="Arial Unicode MS" w:hAnsi="Arial Unicode MS" w:cs="Arial Unicode MS"/>
+          <w:b/>
+          <w:bCs/>
           <w:sz w:val="36"/>
           <w:szCs w:val="36"/>
+          <w:spacing w:val="4"/>
         </w:rPr>
         <w:t>XX</w:t>
       </w:r>
@@ -1002,9 +991,9 @@
           <w:rFonts w:ascii="Arial Unicode MS" w:eastAsia="Arial Unicode MS" w:hAnsi="Arial Unicode MS" w:cs="Arial Unicode MS" w:hint="eastAsia"/>
           <w:b/>
           <w:bCs/>
-          <w:spacing w:val="4"/>
           <w:sz w:val="36"/>
           <w:szCs w:val="36"/>
+          <w:spacing w:val="4"/>
         </w:rPr>
         <w:t xml:space="preserve"> </w:t>
       </w:r>
@@ -1013,21 +1002,20 @@
           <w:rFonts w:ascii="Arial Unicode MS" w:eastAsia="Arial Unicode MS" w:hAnsi="Arial Unicode MS" w:cs="Arial Unicode MS" w:hint="eastAsia"/>
           <w:b/>
           <w:bCs/>
-          <w:spacing w:val="4"/>
           <w:sz w:val="36"/>
           <w:szCs w:val="36"/>
+          <w:spacing w:val="4"/>
         </w:rPr>
         <w:t xml:space="preserve"> ~</w:t>
       </w:r>
-      <w:proofErr w:type="gramEnd"/>
-      <w:r>
-        <w:rPr>
-          <w:rFonts w:ascii="Arial Unicode MS" w:eastAsia="Arial Unicode MS" w:hAnsi="Arial Unicode MS" w:cs="Arial Unicode MS" w:hint="eastAsia"/>
-          <w:b/>
-          <w:bCs/>
-          <w:spacing w:val="4"/>
+      <w:r>
+        <w:rPr>
+          <w:rFonts w:ascii="Arial Unicode MS" w:eastAsia="Arial Unicode MS" w:hAnsi="Arial Unicode MS" w:cs="Arial Unicode MS" w:hint="eastAsia"/>
+          <w:b/>
+          <w:bCs/>
           <w:sz w:val="36"/>
           <w:szCs w:val="36"/>
+          <w:spacing w:val="4"/>
         </w:rPr>
         <w:t xml:space="preserve"> </w:t>
       </w:r>
@@ -1036,9 +1024,9 @@
           <w:rFonts w:ascii="Arial Unicode MS" w:eastAsia="Arial Unicode MS" w:hAnsi="Arial Unicode MS" w:cs="Arial Unicode MS" w:hint="eastAsia"/>
           <w:b/>
           <w:bCs/>
-          <w:spacing w:val="4"/>
           <w:sz w:val="36"/>
           <w:szCs w:val="36"/>
+          <w:spacing w:val="4"/>
         </w:rPr>
         <w:t xml:space="preserve"> </w:t>
       </w:r>
@@ -1047,9 +1035,9 @@
           <w:rFonts w:ascii="Arial Unicode MS" w:eastAsia="Arial Unicode MS" w:hAnsi="Arial Unicode MS" w:cs="Arial Unicode MS" w:hint="eastAsia"/>
           <w:b/>
           <w:bCs/>
-          <w:spacing w:val="4"/>
           <w:sz w:val="36"/>
           <w:szCs w:val="36"/>
+          <w:spacing w:val="4"/>
         </w:rPr>
         <w:t>202</w:t>
       </w:r>
@@ -1058,9 +1046,9 @@
           <w:rFonts w:ascii="Arial Unicode MS" w:eastAsia="Arial Unicode MS" w:hAnsi="Arial Unicode MS" w:cs="Arial Unicode MS"/>
           <w:b/>
           <w:bCs/>
-          <w:spacing w:val="4"/>
           <w:sz w:val="36"/>
           <w:szCs w:val="36"/>
+          <w:spacing w:val="4"/>
         </w:rPr>
         <w:t>X</w:t>
       </w:r>
@@ -1069,9 +1057,9 @@
           <w:rFonts w:ascii="Arial Unicode MS" w:eastAsia="Arial Unicode MS" w:hAnsi="Arial Unicode MS" w:cs="Arial Unicode MS" w:hint="eastAsia"/>
           <w:b/>
           <w:bCs/>
-          <w:spacing w:val="4"/>
           <w:sz w:val="36"/>
           <w:szCs w:val="36"/>
+          <w:spacing w:val="4"/>
         </w:rPr>
         <w:t xml:space="preserve">. </w:t>
       </w:r>
@@ -1080,9 +1068,9 @@
           <w:rFonts w:ascii="Arial Unicode MS" w:eastAsia="Arial Unicode MS" w:hAnsi="Arial Unicode MS" w:cs="Arial Unicode MS"/>
           <w:b/>
           <w:bCs/>
-          <w:spacing w:val="4"/>
           <w:sz w:val="36"/>
           <w:szCs w:val="36"/>
+          <w:spacing w:val="4"/>
         </w:rPr>
         <w:t>XX</w:t>
       </w:r>
@@ -1091,9 +1079,9 @@
           <w:rFonts w:ascii="Arial Unicode MS" w:eastAsia="Arial Unicode MS" w:hAnsi="Arial Unicode MS" w:cs="Arial Unicode MS" w:hint="eastAsia"/>
           <w:b/>
           <w:bCs/>
-          <w:spacing w:val="4"/>
           <w:sz w:val="36"/>
           <w:szCs w:val="36"/>
+          <w:spacing w:val="4"/>
         </w:rPr>
         <w:t>.</w:t>
       </w:r>
@@ -1102,9 +1090,9 @@
           <w:rFonts w:ascii="Arial Unicode MS" w:eastAsia="Arial Unicode MS" w:hAnsi="Arial Unicode MS" w:cs="Arial Unicode MS" w:hint="eastAsia"/>
           <w:b/>
           <w:bCs/>
-          <w:spacing w:val="4"/>
           <w:sz w:val="36"/>
           <w:szCs w:val="36"/>
+          <w:spacing w:val="4"/>
         </w:rPr>
         <w:t xml:space="preserve"> </w:t>
       </w:r>
@@ -1113,9 +1101,9 @@
           <w:rFonts w:ascii="Arial Unicode MS" w:eastAsia="Arial Unicode MS" w:hAnsi="Arial Unicode MS" w:cs="Arial Unicode MS"/>
           <w:b/>
           <w:bCs/>
-          <w:spacing w:val="4"/>
           <w:sz w:val="36"/>
           <w:szCs w:val="36"/>
+          <w:spacing w:val="4"/>
         </w:rPr>
         <w:t>XX</w:t>
       </w:r>
@@ -1134,8 +1122,8 @@
       <w:pPr>
         <w:pStyle w:val="a3"/>
         <w:wordWrap/>
+        <w:jc w:val="center"/>
         <w:spacing w:line="240" w:lineRule="auto"/>
-        <w:jc w:val="center"/>
         <w:rPr>
           <w:rFonts w:ascii="DFKai-SB" w:eastAsia="DFKai-SB" w:hAnsi="DFKai-SB"/>
           <w:b/>
@@ -1149,15 +1137,15 @@
       <w:pPr>
         <w:pStyle w:val="a3"/>
         <w:wordWrap/>
+        <w:jc w:val="center"/>
         <w:spacing w:line="240" w:lineRule="auto"/>
-        <w:jc w:val="center"/>
-        <w:rPr>
-          <w:rFonts w:ascii="Arial Unicode MS" w:eastAsia="Arial Unicode MS" w:hAnsi="Arial Unicode MS" w:cs="Arial Unicode MS"/>
-          <w:b/>
-          <w:bCs/>
-          <w:spacing w:val="12"/>
+        <w:rPr>
+          <w:rFonts w:ascii="Arial Unicode MS" w:eastAsia="Arial Unicode MS" w:hAnsi="Arial Unicode MS" w:cs="Arial Unicode MS"/>
+          <w:b/>
+          <w:bCs/>
           <w:sz w:val="40"/>
           <w:szCs w:val="40"/>
+          <w:spacing w:val="12"/>
         </w:rPr>
       </w:pPr>
       <w:r>
@@ -1165,9 +1153,9 @@
           <w:rFonts w:ascii="Arial Unicode MS" w:eastAsia="Arial Unicode MS" w:hAnsi="Arial Unicode MS" w:cs="Arial Unicode MS" w:hint="eastAsia"/>
           <w:b/>
           <w:bCs/>
-          <w:spacing w:val="12"/>
           <w:sz w:val="40"/>
           <w:szCs w:val="40"/>
+          <w:spacing w:val="12"/>
         </w:rPr>
         <w:t>202</w:t>
       </w:r>
@@ -1176,9 +1164,9 @@
           <w:rFonts w:ascii="Arial Unicode MS" w:eastAsia="Arial Unicode MS" w:hAnsi="Arial Unicode MS" w:cs="Arial Unicode MS"/>
           <w:b/>
           <w:bCs/>
-          <w:spacing w:val="12"/>
           <w:sz w:val="40"/>
           <w:szCs w:val="40"/>
+          <w:spacing w:val="12"/>
         </w:rPr>
         <w:t>X</w:t>
       </w:r>
@@ -1187,9 +1175,9 @@
           <w:rFonts w:ascii="Arial Unicode MS" w:eastAsia="Arial Unicode MS" w:hAnsi="Arial Unicode MS" w:cs="Arial Unicode MS" w:hint="eastAsia"/>
           <w:b/>
           <w:bCs/>
-          <w:spacing w:val="12"/>
           <w:sz w:val="40"/>
           <w:szCs w:val="40"/>
+          <w:spacing w:val="12"/>
         </w:rPr>
         <w:t>.</w:t>
       </w:r>
@@ -1198,9 +1186,9 @@
           <w:rFonts w:ascii="Arial Unicode MS" w:eastAsia="Arial Unicode MS" w:hAnsi="Arial Unicode MS" w:cs="Arial Unicode MS"/>
           <w:b/>
           <w:bCs/>
-          <w:spacing w:val="12"/>
           <w:sz w:val="40"/>
           <w:szCs w:val="40"/>
+          <w:spacing w:val="12"/>
         </w:rPr>
         <w:t xml:space="preserve"> </w:t>
       </w:r>
@@ -1209,9 +1197,9 @@
           <w:rFonts w:ascii="Arial Unicode MS" w:eastAsia="Arial Unicode MS" w:hAnsi="Arial Unicode MS" w:cs="Arial Unicode MS"/>
           <w:b/>
           <w:bCs/>
-          <w:spacing w:val="12"/>
           <w:sz w:val="40"/>
           <w:szCs w:val="40"/>
+          <w:spacing w:val="12"/>
         </w:rPr>
         <w:t>XX</w:t>
       </w:r>
@@ -1220,9 +1208,9 @@
           <w:rFonts w:ascii="Arial Unicode MS" w:eastAsia="Arial Unicode MS" w:hAnsi="Arial Unicode MS" w:cs="Arial Unicode MS" w:hint="eastAsia"/>
           <w:b/>
           <w:bCs/>
-          <w:spacing w:val="12"/>
           <w:sz w:val="40"/>
           <w:szCs w:val="40"/>
+          <w:spacing w:val="12"/>
         </w:rPr>
         <w:t>.</w:t>
       </w:r>
@@ -1231,9 +1219,9 @@
           <w:rFonts w:ascii="Arial Unicode MS" w:eastAsia="Arial Unicode MS" w:hAnsi="Arial Unicode MS" w:cs="Arial Unicode MS"/>
           <w:b/>
           <w:bCs/>
-          <w:spacing w:val="12"/>
           <w:sz w:val="40"/>
           <w:szCs w:val="40"/>
+          <w:spacing w:val="12"/>
         </w:rPr>
         <w:t xml:space="preserve"> </w:t>
       </w:r>
@@ -1242,9 +1230,9 @@
           <w:rFonts w:ascii="Arial Unicode MS" w:eastAsia="Arial Unicode MS" w:hAnsi="Arial Unicode MS" w:cs="Arial Unicode MS"/>
           <w:b/>
           <w:bCs/>
-          <w:spacing w:val="12"/>
           <w:sz w:val="40"/>
           <w:szCs w:val="40"/>
+          <w:spacing w:val="12"/>
         </w:rPr>
         <w:t>XX</w:t>
       </w:r>
@@ -1253,15 +1241,15 @@
       <w:pPr>
         <w:pStyle w:val="a3"/>
         <w:wordWrap/>
+        <w:jc w:val="center"/>
         <w:spacing w:line="240" w:lineRule="auto"/>
-        <w:jc w:val="center"/>
-        <w:rPr>
-          <w:rFonts w:ascii="Arial Unicode MS" w:eastAsia="Arial Unicode MS" w:hAnsi="Arial Unicode MS" w:cs="Arial Unicode MS"/>
-          <w:b/>
-          <w:bCs/>
-          <w:spacing w:val="12"/>
+        <w:rPr>
+          <w:rFonts w:ascii="Arial Unicode MS" w:eastAsia="Arial Unicode MS" w:hAnsi="Arial Unicode MS" w:cs="Arial Unicode MS"/>
+          <w:b/>
+          <w:bCs/>
           <w:sz w:val="22"/>
           <w:szCs w:val="22"/>
+          <w:spacing w:val="12"/>
         </w:rPr>
       </w:pPr>
     </w:p>
@@ -1278,6 +1266,64 @@
           <w:szCs w:val="12"/>
         </w:rPr>
       </w:pPr>
+      <w:r>
+        <w:rPr>
+          <w:rFonts w:ascii="한컴돋움" w:eastAsia="한컴돋움" w:hAnsi="한컴돋움" w:cs="한컴돋움" w:hint="eastAsia"/>
+          <w:sz w:val="40"/>
+          <w:szCs w:val="40"/>
+        </w:rPr>
+        <w:drawing>
+          <wp:anchor distT="0" distB="0" distL="114300" distR="114300" behindDoc="1" locked="0" layoutInCell="1" simplePos="0" relativeHeight="251660288" allowOverlap="1" hidden="0">
+            <wp:simplePos x="0" y="0"/>
+            <wp:positionH relativeFrom="column">
+              <wp:posOffset>4876799</wp:posOffset>
+            </wp:positionH>
+            <wp:positionV relativeFrom="paragraph">
+              <wp:posOffset>42561</wp:posOffset>
+            </wp:positionV>
+            <wp:extent cx="1431749" cy="2147554"/>
+            <wp:effectExtent l="0" t="0" r="0" b="0"/>
+            <wp:wrapNone/>
+            <wp:docPr id="1025" name=""/>
+            <wp:cNvGraphicFramePr>
+              <a:graphicFrameLocks xmlns:a="http://schemas.openxmlformats.org/drawingml/2006/main" noChangeAspect="1"/>
+            </wp:cNvGraphicFramePr>
+            <a:graphic xmlns:a="http://schemas.openxmlformats.org/drawingml/2006/main">
+              <a:graphicData uri="http://schemas.openxmlformats.org/drawingml/2006/picture">
+                <pic:pic xmlns:pic="http://schemas.openxmlformats.org/drawingml/2006/picture">
+                  <pic:nvPicPr>
+                    <pic:cNvPr id="1025" name=""/>
+                    <pic:cNvPicPr>
+                      <a:picLocks noChangeAspect="1" noUngrp="1"/>
+                    </pic:cNvPicPr>
+                  </pic:nvPicPr>
+                  <pic:blipFill>
+                    <a:blip r:embed="rId1">
+                      <a:extLst>
+                        <a:ext uri="{28A0092B-C50C-407E-A947-70E740481C1C}">
+                          <a14:useLocalDpi xmlns:a14="http://schemas.microsoft.com/office/drawing/2010/main" val="0"/>
+                        </a:ext>
+                      </a:extLst>
+                    </a:blip>
+                    <a:stretch>
+                      <a:fillRect/>
+                    </a:stretch>
+                  </pic:blipFill>
+                  <pic:spPr>
+                    <a:xfrm>
+                      <a:off x="0" y="0"/>
+                      <a:ext cx="1431749" cy="2147554"/>
+                    </a:xfrm>
+                    <a:prstGeom prst="rect">
+                      <a:avLst/>
+                    </a:prstGeom>
+                  </pic:spPr>
+                </pic:pic>
+              </a:graphicData>
+            </a:graphic>
+          </wp:anchor>
+        </w:drawing>
+      </w:r>
     </w:p>
     <w:p>
       <w:pPr>
@@ -1310,15 +1356,15 @@
     <w:p>
       <w:pPr>
         <w:pStyle w:val="a3"/>
+        <w:jc w:val="center"/>
         <w:spacing w:line="240" w:lineRule="auto"/>
-        <w:jc w:val="center"/>
-        <w:rPr>
-          <w:rFonts w:ascii="Arial Unicode MS" w:eastAsia="Arial Unicode MS" w:hAnsi="Arial Unicode MS" w:cs="Arial Unicode MS" w:hint="eastAsia"/>
-          <w:b/>
-          <w:bCs/>
-          <w:spacing w:val="-14"/>
+        <w:rPr>
+          <w:rFonts w:ascii="Arial Unicode MS" w:eastAsia="Arial Unicode MS" w:hAnsi="Arial Unicode MS" w:cs="Arial Unicode MS" w:hint="eastAsia"/>
+          <w:b/>
+          <w:bCs/>
           <w:sz w:val="56"/>
           <w:szCs w:val="56"/>
+          <w:spacing w:val="-14"/>
         </w:rPr>
       </w:pPr>
       <w:r>
@@ -1333,16 +1379,15 @@
       </w:r>
       <w:r>
         <w:rPr>
+          <w:lang w:eastAsia="zh-CN"/>
           <w:rFonts w:ascii="Arial Unicode MS" w:eastAsia="Arial Unicode MS" w:hAnsi="Arial Unicode MS" w:cs="Arial Unicode MS" w:hint="eastAsia"/>
           <w:b/>
           <w:bCs/>
           <w:sz w:val="56"/>
           <w:szCs w:val="56"/>
-          <w:lang w:eastAsia="zh-CN"/>
         </w:rPr>
         <w:t xml:space="preserve"> </w:t>
       </w:r>
-      <w:proofErr w:type="spellStart"/>
       <w:r>
         <w:rPr>
           <w:rFonts w:ascii="Arial Unicode MS" w:eastAsia="Arial Unicode MS" w:hAnsi="Arial Unicode MS" w:cs="Arial Unicode MS" w:hint="eastAsia"/>
@@ -1353,31 +1398,29 @@
         </w:rPr>
         <w:t>글로컬인재처</w:t>
       </w:r>
-      <w:proofErr w:type="spellEnd"/>
     </w:p>
     <w:p>
       <w:pPr>
         <w:pStyle w:val="a3"/>
+        <w:jc w:val="center"/>
         <w:spacing w:line="360" w:lineRule="auto"/>
-        <w:jc w:val="center"/>
-        <w:rPr>
-          <w:rFonts w:ascii="Arial Unicode MS" w:eastAsia="Arial Unicode MS" w:hAnsi="Arial Unicode MS" w:cs="Arial Unicode MS"/>
-          <w:b/>
-          <w:bCs/>
-          <w:spacing w:val="-14"/>
+        <w:rPr>
+          <w:rFonts w:ascii="Arial Unicode MS" w:eastAsia="Arial Unicode MS" w:hAnsi="Arial Unicode MS" w:cs="Arial Unicode MS"/>
+          <w:b/>
+          <w:bCs/>
           <w:sz w:val="48"/>
           <w:szCs w:val="48"/>
+          <w:spacing w:val="-14"/>
         </w:rPr>
       </w:pPr>
-      <w:proofErr w:type="spellStart"/>
-      <w:r>
-        <w:rPr>
-          <w:rFonts w:ascii="Arial Unicode MS" w:eastAsia="Arial Unicode MS" w:hAnsi="Arial Unicode MS" w:cs="Arial Unicode MS"/>
-          <w:b/>
-          <w:bCs/>
-          <w:spacing w:val="-14"/>
+      <w:r>
+        <w:rPr>
+          <w:rFonts w:ascii="Arial Unicode MS" w:eastAsia="Arial Unicode MS" w:hAnsi="Arial Unicode MS" w:cs="Arial Unicode MS"/>
+          <w:b/>
+          <w:bCs/>
           <w:sz w:val="48"/>
           <w:szCs w:val="48"/>
+          <w:spacing w:val="-14"/>
         </w:rPr>
         <w:t>H</w:t>
       </w:r>
@@ -1386,9 +1429,9 @@
           <w:rFonts w:ascii="Arial Unicode MS" w:eastAsia="Arial Unicode MS" w:hAnsi="Arial Unicode MS" w:cs="Arial Unicode MS" w:hint="eastAsia"/>
           <w:b/>
           <w:bCs/>
-          <w:spacing w:val="-14"/>
           <w:sz w:val="48"/>
           <w:szCs w:val="48"/>
+          <w:spacing w:val="-14"/>
         </w:rPr>
         <w:t>a</w:t>
       </w:r>
@@ -1397,21 +1440,20 @@
           <w:rFonts w:ascii="Arial Unicode MS" w:eastAsia="Arial Unicode MS" w:hAnsi="Arial Unicode MS" w:cs="Arial Unicode MS"/>
           <w:b/>
           <w:bCs/>
-          <w:spacing w:val="-14"/>
           <w:sz w:val="48"/>
           <w:szCs w:val="48"/>
+          <w:spacing w:val="-14"/>
         </w:rPr>
         <w:t>lla</w:t>
       </w:r>
-      <w:proofErr w:type="spellEnd"/>
-      <w:r>
-        <w:rPr>
-          <w:rFonts w:ascii="Arial Unicode MS" w:eastAsia="Arial Unicode MS" w:hAnsi="Arial Unicode MS" w:cs="Arial Unicode MS"/>
-          <w:b/>
-          <w:bCs/>
-          <w:spacing w:val="-14"/>
+      <w:r>
+        <w:rPr>
+          <w:rFonts w:ascii="Arial Unicode MS" w:eastAsia="Arial Unicode MS" w:hAnsi="Arial Unicode MS" w:cs="Arial Unicode MS"/>
+          <w:b/>
+          <w:bCs/>
           <w:sz w:val="48"/>
           <w:szCs w:val="48"/>
+          <w:spacing w:val="-14"/>
         </w:rPr>
         <w:t xml:space="preserve"> U</w:t>
       </w:r>
@@ -1420,9 +1462,9 @@
           <w:rFonts w:ascii="Arial Unicode MS" w:eastAsia="Arial Unicode MS" w:hAnsi="Arial Unicode MS" w:cs="Arial Unicode MS"/>
           <w:b/>
           <w:bCs/>
-          <w:spacing w:val="-14"/>
           <w:sz w:val="48"/>
           <w:szCs w:val="48"/>
+          <w:spacing w:val="-14"/>
         </w:rPr>
         <w:t>niversity</w:t>
       </w:r>
@@ -1431,21 +1473,20 @@
           <w:rFonts w:ascii="Arial Unicode MS" w:eastAsia="Arial Unicode MS" w:hAnsi="Arial Unicode MS" w:cs="Arial Unicode MS"/>
           <w:b/>
           <w:bCs/>
-          <w:spacing w:val="-14"/>
           <w:sz w:val="48"/>
           <w:szCs w:val="48"/>
+          <w:spacing w:val="-14"/>
         </w:rPr>
         <w:t xml:space="preserve"> </w:t>
       </w:r>
-      <w:proofErr w:type="spellStart"/>
-      <w:r>
-        <w:rPr>
-          <w:rFonts w:ascii="Arial Unicode MS" w:eastAsia="Arial Unicode MS" w:hAnsi="Arial Unicode MS" w:cs="Arial Unicode MS"/>
-          <w:b/>
-          <w:bCs/>
-          <w:spacing w:val="-14"/>
+      <w:r>
+        <w:rPr>
+          <w:rFonts w:ascii="Arial Unicode MS" w:eastAsia="Arial Unicode MS" w:hAnsi="Arial Unicode MS" w:cs="Arial Unicode MS"/>
+          <w:b/>
+          <w:bCs/>
           <w:sz w:val="48"/>
           <w:szCs w:val="48"/>
+          <w:spacing w:val="-14"/>
         </w:rPr>
         <w:t>G</w:t>
       </w:r>
@@ -1454,21 +1495,20 @@
           <w:rFonts w:ascii="Arial Unicode MS" w:eastAsia="Arial Unicode MS" w:hAnsi="Arial Unicode MS" w:cs="Arial Unicode MS"/>
           <w:b/>
           <w:bCs/>
-          <w:spacing w:val="-14"/>
           <w:sz w:val="48"/>
           <w:szCs w:val="48"/>
+          <w:spacing w:val="-14"/>
         </w:rPr>
         <w:t>local</w:t>
       </w:r>
-      <w:proofErr w:type="spellEnd"/>
-      <w:r>
-        <w:rPr>
-          <w:rFonts w:ascii="Arial Unicode MS" w:eastAsia="Arial Unicode MS" w:hAnsi="Arial Unicode MS" w:cs="Arial Unicode MS"/>
-          <w:b/>
-          <w:bCs/>
-          <w:spacing w:val="-14"/>
+      <w:r>
+        <w:rPr>
+          <w:rFonts w:ascii="Arial Unicode MS" w:eastAsia="Arial Unicode MS" w:hAnsi="Arial Unicode MS" w:cs="Arial Unicode MS"/>
+          <w:b/>
+          <w:bCs/>
           <w:sz w:val="48"/>
           <w:szCs w:val="48"/>
+          <w:spacing w:val="-14"/>
         </w:rPr>
         <w:t xml:space="preserve"> T</w:t>
       </w:r>
@@ -1477,9 +1517,9 @@
           <w:rFonts w:ascii="Arial Unicode MS" w:eastAsia="Arial Unicode MS" w:hAnsi="Arial Unicode MS" w:cs="Arial Unicode MS"/>
           <w:b/>
           <w:bCs/>
-          <w:spacing w:val="-14"/>
           <w:sz w:val="48"/>
           <w:szCs w:val="48"/>
+          <w:spacing w:val="-14"/>
         </w:rPr>
         <w:t>alent</w:t>
       </w:r>
@@ -1488,9 +1528,9 @@
           <w:rFonts w:ascii="Arial Unicode MS" w:eastAsia="Arial Unicode MS" w:hAnsi="Arial Unicode MS" w:cs="Arial Unicode MS"/>
           <w:b/>
           <w:bCs/>
-          <w:spacing w:val="-14"/>
           <w:sz w:val="48"/>
           <w:szCs w:val="48"/>
+          <w:spacing w:val="-14"/>
         </w:rPr>
         <w:t xml:space="preserve"> A</w:t>
       </w:r>
@@ -1499,9 +1539,9 @@
           <w:rFonts w:ascii="Arial Unicode MS" w:eastAsia="Arial Unicode MS" w:hAnsi="Arial Unicode MS" w:cs="Arial Unicode MS"/>
           <w:b/>
           <w:bCs/>
-          <w:spacing w:val="-14"/>
           <w:sz w:val="48"/>
           <w:szCs w:val="48"/>
+          <w:spacing w:val="-14"/>
         </w:rPr>
         <w:t>ffairs</w:t>
       </w:r>
@@ -1509,78 +1549,28 @@
     <w:sectPr>
       <w:pgSz w:w="11906" w:h="16838"/>
       <w:pgMar w:top="720" w:right="720" w:bottom="720" w:left="720" w:header="851" w:footer="992" w:gutter="0"/>
-      <w:cols w:space="425"/>
+      <w:cols/>
       <w:docGrid w:linePitch="360"/>
     </w:sectPr>
   </w:body>
 </w:document>
 </file>
 
-<file path=word/endnotes.xml><?xml version="1.0" encoding="utf-8"?>
-<w:endnotes xmlns:wpc="http://schemas.microsoft.com/office/word/2010/wordprocessingCanvas" xmlns:cx="http://schemas.microsoft.com/office/drawing/2014/chartex" xmlns:cx1="http://schemas.microsoft.com/office/drawing/2015/9/8/chartex" xmlns:cx2="http://schemas.microsoft.com/office/drawing/2015/10/21/chartex" xmlns:cx3="http://schemas.microsoft.com/office/drawing/2016/5/9/chartex" xmlns:cx4="http://schemas.microsoft.com/office/drawing/2016/5/10/chartex" xmlns:cx5="http://schemas.microsoft.com/office/drawing/2016/5/11/chartex" xmlns:cx6="http://schemas.microsoft.com/office/drawing/2016/5/12/chartex" xmlns:cx7="http://schemas.microsoft.com/office/drawing/2016/5/13/chartex" xmlns:cx8="http://schemas.microsoft.com/office/drawing/2016/5/14/chartex" xmlns:mc="http://schemas.openxmlformats.org/markup-compatibility/2006" xmlns:aink="http://schemas.microsoft.com/office/drawing/2016/ink" xmlns:am3d="http://schemas.microsoft.com/office/drawing/2017/model3d" xmlns:o="urn:schemas-microsoft-com:office:office" xmlns:r="http://schemas.openxmlformats.org/officeDocument/2006/relationships" xmlns:m="http://schemas.openxmlformats.org/officeDocument/2006/math" xmlns:v="urn:schemas-microsoft-com:vml" xmlns:wp14="http://schemas.microsoft.com/office/word/2010/wordprocessingDrawing" xmlns:wp="http://schemas.openxmlformats.org/drawingml/2006/wordprocessingDrawing" xmlns:w10="urn:schemas-microsoft-com:office:word" xmlns:w="http://schemas.openxmlformats.org/wordprocessingml/2006/main" xmlns:w14="http://schemas.microsoft.com/office/word/2010/wordml" xmlns:w15="http://schemas.microsoft.com/office/word/2012/wordml" xmlns:w16cex="http://schemas.microsoft.com/office/word/2018/wordml/cex" xmlns:w16cid="http://schemas.microsoft.com/office/word/2016/wordml/cid" xmlns:w16="http://schemas.microsoft.com/office/word/2018/wordml" xmlns:w16sdtdh="http://schemas.microsoft.com/office/word/2020/wordml/sdtdatahash" xmlns:w16se="http://schemas.microsoft.com/office/word/2015/wordml/symex" xmlns:wpg="http://schemas.microsoft.com/office/word/2010/wordprocessingGroup" xmlns:wpi="http://schemas.microsoft.com/office/word/2010/wordprocessingInk" xmlns:wne="http://schemas.microsoft.com/office/word/2006/wordml" xmlns:wps="http://schemas.microsoft.com/office/word/2010/wordprocessingShape" mc:Ignorable="w14 w15 w16se w16cid w16 w16cex w16sdtdh wp14">
-  <w:endnote w:type="separator" w:id="-1">
-    <w:p>
-      <w:pPr>
-        <w:spacing w:after="0" w:line="240" w:lineRule="auto"/>
-      </w:pPr>
-      <w:r>
-        <w:separator/>
-      </w:r>
-    </w:p>
-  </w:endnote>
-  <w:endnote w:type="continuationSeparator" w:id="0">
-    <w:p>
-      <w:pPr>
-        <w:spacing w:after="0" w:line="240" w:lineRule="auto"/>
-      </w:pPr>
-      <w:r>
-        <w:continuationSeparator/>
-      </w:r>
-    </w:p>
-  </w:endnote>
-</w:endnotes>
-</file>
-
-<file path=word/footnotes.xml><?xml version="1.0" encoding="utf-8"?>
-<w:footnotes xmlns:wpc="http://schemas.microsoft.com/office/word/2010/wordprocessingCanvas" xmlns:cx="http://schemas.microsoft.com/office/drawing/2014/chartex" xmlns:cx1="http://schemas.microsoft.com/office/drawing/2015/9/8/chartex" xmlns:cx2="http://schemas.microsoft.com/office/drawing/2015/10/21/chartex" xmlns:cx3="http://schemas.microsoft.com/office/drawing/2016/5/9/chartex" xmlns:cx4="http://schemas.microsoft.com/office/drawing/2016/5/10/chartex" xmlns:cx5="http://schemas.microsoft.com/office/drawing/2016/5/11/chartex" xmlns:cx6="http://schemas.microsoft.com/office/drawing/2016/5/12/chartex" xmlns:cx7="http://schemas.microsoft.com/office/drawing/2016/5/13/chartex" xmlns:cx8="http://schemas.microsoft.com/office/drawing/2016/5/14/chartex" xmlns:mc="http://schemas.openxmlformats.org/markup-compatibility/2006" xmlns:aink="http://schemas.microsoft.com/office/drawing/2016/ink" xmlns:am3d="http://schemas.microsoft.com/office/drawing/2017/model3d" xmlns:o="urn:schemas-microsoft-com:office:office" xmlns:r="http://schemas.openxmlformats.org/officeDocument/2006/relationships" xmlns:m="http://schemas.openxmlformats.org/officeDocument/2006/math" xmlns:v="urn:schemas-microsoft-com:vml" xmlns:wp14="http://schemas.microsoft.com/office/word/2010/wordprocessingDrawing" xmlns:wp="http://schemas.openxmlformats.org/drawingml/2006/wordprocessingDrawing" xmlns:w10="urn:schemas-microsoft-com:office:word" xmlns:w="http://schemas.openxmlformats.org/wordprocessingml/2006/main" xmlns:w14="http://schemas.microsoft.com/office/word/2010/wordml" xmlns:w15="http://schemas.microsoft.com/office/word/2012/wordml" xmlns:w16cex="http://schemas.microsoft.com/office/word/2018/wordml/cex" xmlns:w16cid="http://schemas.microsoft.com/office/word/2016/wordml/cid" xmlns:w16="http://schemas.microsoft.com/office/word/2018/wordml" xmlns:w16sdtdh="http://schemas.microsoft.com/office/word/2020/wordml/sdtdatahash" xmlns:w16se="http://schemas.microsoft.com/office/word/2015/wordml/symex" xmlns:wpg="http://schemas.microsoft.com/office/word/2010/wordprocessingGroup" xmlns:wpi="http://schemas.microsoft.com/office/word/2010/wordprocessingInk" xmlns:wne="http://schemas.microsoft.com/office/word/2006/wordml" xmlns:wps="http://schemas.microsoft.com/office/word/2010/wordprocessingShape" mc:Ignorable="w14 w15 w16se w16cid w16 w16cex w16sdtdh wp14">
-  <w:footnote w:type="separator" w:id="-1">
-    <w:p>
-      <w:pPr>
-        <w:spacing w:after="0" w:line="240" w:lineRule="auto"/>
-      </w:pPr>
-      <w:r>
-        <w:separator/>
-      </w:r>
-    </w:p>
-  </w:footnote>
-  <w:footnote w:type="continuationSeparator" w:id="0">
-    <w:p>
-      <w:pPr>
-        <w:spacing w:after="0" w:line="240" w:lineRule="auto"/>
-      </w:pPr>
-      <w:r>
-        <w:continuationSeparator/>
-      </w:r>
-    </w:p>
-  </w:footnote>
-</w:footnotes>
-</file>
-
 <file path=word/styles.xml><?xml version="1.0" encoding="utf-8"?>
-<w:styles xmlns:mc="http://schemas.openxmlformats.org/markup-compatibility/2006" xmlns:r="http://schemas.openxmlformats.org/officeDocument/2006/relationships" xmlns:w="http://schemas.openxmlformats.org/wordprocessingml/2006/main" xmlns:w14="http://schemas.microsoft.com/office/word/2010/wordml" xmlns:w15="http://schemas.microsoft.com/office/word/2012/wordml" xmlns:w16cex="http://schemas.microsoft.com/office/word/2018/wordml/cex" xmlns:w16cid="http://schemas.microsoft.com/office/word/2016/wordml/cid" xmlns:w16="http://schemas.microsoft.com/office/word/2018/wordml" xmlns:w16sdtdh="http://schemas.microsoft.com/office/word/2020/wordml/sdtdatahash" xmlns:w16se="http://schemas.microsoft.com/office/word/2015/wordml/symex" mc:Ignorable="w14 w15 w16se w16cid w16 w16cex w16sdtdh">
+<w:styles xmlns:r="http://schemas.openxmlformats.org/officeDocument/2006/relationships" xmlns:w="http://schemas.openxmlformats.org/wordprocessingml/2006/main">
   <w:docDefaults>
     <w:rPrDefault>
       <w:rPr>
+        <w:lang w:val="en-US" w:eastAsia="ko-KR" w:bidi="ar-SA"/>
         <w:rFonts w:asciiTheme="minorHAnsi" w:eastAsiaTheme="minorEastAsia" w:hAnsiTheme="minorHAnsi" w:cstheme="minorBidi"/>
+        <w:szCs w:val="22"/>
         <w:kern w:val="2"/>
-        <w:szCs w:val="22"/>
-        <w:lang w:val="en-US" w:eastAsia="ko-KR" w:bidi="ar-SA"/>
       </w:rPr>
     </w:rPrDefault>
     <w:pPrDefault>
       <w:pPr>
+        <w:jc w:val="both"/>
         <w:spacing w:after="200" w:line="276" w:lineRule="auto"/>
-        <w:jc w:val="both"/>
       </w:pPr>
     </w:pPrDefault>
   </w:docDefaults>
@@ -1604,22 +1594,22 @@
     <w:lsdException w:name="index 7" w:semiHidden="1" w:unhideWhenUsed="1"/>
     <w:lsdException w:name="index 8" w:semiHidden="1" w:unhideWhenUsed="1"/>
     <w:lsdException w:name="index 9" w:semiHidden="1" w:unhideWhenUsed="1"/>
-    <w:lsdException w:name="toc 1" w:semiHidden="1" w:uiPriority="39" w:unhideWhenUsed="1"/>
-    <w:lsdException w:name="toc 2" w:semiHidden="1" w:uiPriority="39" w:unhideWhenUsed="1"/>
-    <w:lsdException w:name="toc 3" w:semiHidden="1" w:uiPriority="39" w:unhideWhenUsed="1"/>
-    <w:lsdException w:name="toc 4" w:semiHidden="1" w:uiPriority="39" w:unhideWhenUsed="1"/>
-    <w:lsdException w:name="toc 5" w:semiHidden="1" w:uiPriority="39" w:unhideWhenUsed="1"/>
-    <w:lsdException w:name="toc 6" w:semiHidden="1" w:uiPriority="39" w:unhideWhenUsed="1"/>
-    <w:lsdException w:name="toc 7" w:semiHidden="1" w:uiPriority="39" w:unhideWhenUsed="1"/>
-    <w:lsdException w:name="toc 8" w:semiHidden="1" w:uiPriority="39" w:unhideWhenUsed="1"/>
-    <w:lsdException w:name="toc 9" w:semiHidden="1" w:uiPriority="39" w:unhideWhenUsed="1"/>
+    <w:lsdException w:name="toc 1" w:semiHidden="1" w:uiPriority="57" w:unhideWhenUsed="1"/>
+    <w:lsdException w:name="toc 2" w:semiHidden="1" w:uiPriority="57" w:unhideWhenUsed="1"/>
+    <w:lsdException w:name="toc 3" w:semiHidden="1" w:uiPriority="57" w:unhideWhenUsed="1"/>
+    <w:lsdException w:name="toc 4" w:semiHidden="1" w:uiPriority="57" w:unhideWhenUsed="1"/>
+    <w:lsdException w:name="toc 5" w:semiHidden="1" w:uiPriority="57" w:unhideWhenUsed="1"/>
+    <w:lsdException w:name="toc 6" w:semiHidden="1" w:uiPriority="57" w:unhideWhenUsed="1"/>
+    <w:lsdException w:name="toc 7" w:semiHidden="1" w:uiPriority="57" w:unhideWhenUsed="1"/>
+    <w:lsdException w:name="toc 8" w:semiHidden="1" w:uiPriority="57" w:unhideWhenUsed="1"/>
+    <w:lsdException w:name="toc 9" w:semiHidden="1" w:uiPriority="57" w:unhideWhenUsed="1"/>
     <w:lsdException w:name="Normal Indent" w:semiHidden="1" w:unhideWhenUsed="1"/>
     <w:lsdException w:name="footnote text" w:semiHidden="1" w:unhideWhenUsed="1"/>
     <w:lsdException w:name="annotation text" w:semiHidden="1" w:unhideWhenUsed="1"/>
     <w:lsdException w:name="header" w:semiHidden="1" w:unhideWhenUsed="1"/>
     <w:lsdException w:name="footer" w:semiHidden="1" w:unhideWhenUsed="1"/>
     <w:lsdException w:name="index heading" w:semiHidden="1" w:unhideWhenUsed="1"/>
-    <w:lsdException w:name="caption" w:semiHidden="1" w:uiPriority="35" w:unhideWhenUsed="1" w:qFormat="1"/>
+    <w:lsdException w:name="caption" w:semiHidden="1" w:uiPriority="53" w:unhideWhenUsed="1" w:qFormat="1"/>
     <w:lsdException w:name="table of figures" w:semiHidden="1" w:unhideWhenUsed="1"/>
     <w:lsdException w:name="envelope address" w:semiHidden="1" w:unhideWhenUsed="1"/>
     <w:lsdException w:name="envelope return" w:semiHidden="1" w:unhideWhenUsed="1"/>
@@ -1647,7 +1637,7 @@
     <w:lsdException w:name="List Number 3" w:semiHidden="1" w:unhideWhenUsed="1"/>
     <w:lsdException w:name="List Number 4" w:semiHidden="1" w:unhideWhenUsed="1"/>
     <w:lsdException w:name="List Number 5" w:semiHidden="1" w:unhideWhenUsed="1"/>
-    <w:lsdException w:name="Title" w:uiPriority="10" w:qFormat="1"/>
+    <w:lsdException w:name="Title" w:uiPriority="16" w:qFormat="1"/>
     <w:lsdException w:name="Closing" w:semiHidden="1" w:unhideWhenUsed="1"/>
     <w:lsdException w:name="Signature" w:semiHidden="1" w:unhideWhenUsed="1"/>
     <w:lsdException w:name="Default Paragraph Font" w:semiHidden="1" w:uiPriority="1" w:unhideWhenUsed="1"/>
@@ -1659,7 +1649,7 @@
     <w:lsdException w:name="List Continue 4" w:semiHidden="1" w:unhideWhenUsed="1"/>
     <w:lsdException w:name="List Continue 5" w:semiHidden="1" w:unhideWhenUsed="1"/>
     <w:lsdException w:name="Message Header" w:semiHidden="1" w:unhideWhenUsed="1"/>
-    <w:lsdException w:name="Subtitle" w:uiPriority="11" w:qFormat="1"/>
+    <w:lsdException w:name="Subtitle" w:uiPriority="17" w:qFormat="1"/>
     <w:lsdException w:name="Salutation" w:semiHidden="1" w:unhideWhenUsed="1"/>
     <w:lsdException w:name="Date" w:semiHidden="1" w:unhideWhenUsed="1"/>
     <w:lsdException w:name="Body Text First Indent" w:semiHidden="1" w:unhideWhenUsed="1"/>
@@ -1672,8 +1662,8 @@
     <w:lsdException w:name="Block Text" w:semiHidden="1" w:unhideWhenUsed="1"/>
     <w:lsdException w:name="Hyperlink" w:semiHidden="1" w:unhideWhenUsed="1"/>
     <w:lsdException w:name="FollowedHyperlink" w:semiHidden="1" w:unhideWhenUsed="1"/>
-    <w:lsdException w:name="Strong" w:uiPriority="22" w:qFormat="1"/>
-    <w:lsdException w:name="Emphasis" w:uiPriority="20" w:qFormat="1"/>
+    <w:lsdException w:name="Strong" w:uiPriority="34" w:qFormat="1"/>
+    <w:lsdException w:name="Emphasis" w:uiPriority="32" w:qFormat="1"/>
     <w:lsdException w:name="Document Map" w:semiHidden="1" w:unhideWhenUsed="1"/>
     <w:lsdException w:name="Plain Text" w:semiHidden="1" w:unhideWhenUsed="1"/>
     <w:lsdException w:name="E-mail Signature" w:semiHidden="1" w:unhideWhenUsed="1"/>
@@ -1739,223 +1729,223 @@
     <w:lsdException w:name="Table Web 2" w:semiHidden="1" w:unhideWhenUsed="1"/>
     <w:lsdException w:name="Table Web 3" w:semiHidden="1" w:unhideWhenUsed="1"/>
     <w:lsdException w:name="Balloon Text" w:semiHidden="1" w:unhideWhenUsed="1"/>
-    <w:lsdException w:name="Table Grid" w:uiPriority="59"/>
+    <w:lsdException w:name="Table Grid" w:uiPriority="89"/>
     <w:lsdException w:name="Table Theme" w:semiHidden="1" w:unhideWhenUsed="1"/>
     <w:lsdException w:name="Placeholder Text" w:semiHidden="1"/>
     <w:lsdException w:name="No Spacing" w:uiPriority="1" w:qFormat="1"/>
-    <w:lsdException w:name="Light Shading" w:uiPriority="60"/>
-    <w:lsdException w:name="Light List" w:uiPriority="61"/>
-    <w:lsdException w:name="Light Grid" w:uiPriority="62"/>
-    <w:lsdException w:name="Medium Shading 1" w:uiPriority="63"/>
-    <w:lsdException w:name="Medium Shading 2" w:uiPriority="64"/>
-    <w:lsdException w:name="Medium List 1" w:uiPriority="65"/>
-    <w:lsdException w:name="Medium List 2" w:uiPriority="66"/>
-    <w:lsdException w:name="Medium Grid 1" w:uiPriority="67"/>
-    <w:lsdException w:name="Medium Grid 2" w:uiPriority="68"/>
-    <w:lsdException w:name="Medium Grid 3" w:uiPriority="69"/>
-    <w:lsdException w:name="Dark List" w:uiPriority="70"/>
-    <w:lsdException w:name="Colorful Shading" w:uiPriority="71"/>
-    <w:lsdException w:name="Colorful List" w:uiPriority="72"/>
-    <w:lsdException w:name="Colorful Grid" w:uiPriority="73"/>
-    <w:lsdException w:name="Light Shading Accent 1" w:uiPriority="60"/>
-    <w:lsdException w:name="Light List Accent 1" w:uiPriority="61"/>
-    <w:lsdException w:name="Light Grid Accent 1" w:uiPriority="62"/>
-    <w:lsdException w:name="Medium Shading 1 Accent 1" w:uiPriority="63"/>
-    <w:lsdException w:name="Medium Shading 2 Accent 1" w:uiPriority="64"/>
-    <w:lsdException w:name="Medium List 1 Accent 1" w:uiPriority="65"/>
+    <w:lsdException w:name="Light Shading" w:uiPriority="96"/>
+    <w:lsdException w:name="Light List" w:uiPriority="97"/>
+    <w:lsdException w:name="Light Grid" w:uiPriority="98"/>
+    <w:lsdException w:name="Medium Shading 1" w:uiPriority="99"/>
+    <w:lsdException w:name="Medium Shading 2" w:uiPriority="100"/>
+    <w:lsdException w:name="Medium List 1" w:uiPriority="101"/>
+    <w:lsdException w:name="Medium List 2" w:uiPriority="102"/>
+    <w:lsdException w:name="Medium Grid 1" w:uiPriority="103"/>
+    <w:lsdException w:name="Medium Grid 2" w:uiPriority="104"/>
+    <w:lsdException w:name="Medium Grid 3" w:uiPriority="105"/>
+    <w:lsdException w:name="Dark List" w:uiPriority="112"/>
+    <w:lsdException w:name="Colorful Shading" w:uiPriority="113"/>
+    <w:lsdException w:name="Colorful List" w:uiPriority="114"/>
+    <w:lsdException w:name="Colorful Grid" w:uiPriority="115"/>
+    <w:lsdException w:name="Light Shading Accent 1" w:uiPriority="96"/>
+    <w:lsdException w:name="Light List Accent 1" w:uiPriority="97"/>
+    <w:lsdException w:name="Light Grid Accent 1" w:uiPriority="98"/>
+    <w:lsdException w:name="Medium Shading 1 Accent 1" w:uiPriority="99"/>
+    <w:lsdException w:name="Medium Shading 2 Accent 1" w:uiPriority="100"/>
+    <w:lsdException w:name="Medium List 1 Accent 1" w:uiPriority="101"/>
     <w:lsdException w:name="Revision" w:semiHidden="1"/>
-    <w:lsdException w:name="List Paragraph" w:uiPriority="34" w:qFormat="1"/>
-    <w:lsdException w:name="Quote" w:uiPriority="29" w:qFormat="1"/>
-    <w:lsdException w:name="Intense Quote" w:uiPriority="30" w:qFormat="1"/>
-    <w:lsdException w:name="Medium List 2 Accent 1" w:uiPriority="66"/>
-    <w:lsdException w:name="Medium Grid 1 Accent 1" w:uiPriority="67"/>
-    <w:lsdException w:name="Medium Grid 2 Accent 1" w:uiPriority="68"/>
-    <w:lsdException w:name="Medium Grid 3 Accent 1" w:uiPriority="69"/>
-    <w:lsdException w:name="Dark List Accent 1" w:uiPriority="70"/>
-    <w:lsdException w:name="Colorful Shading Accent 1" w:uiPriority="71"/>
-    <w:lsdException w:name="Colorful List Accent 1" w:uiPriority="72"/>
-    <w:lsdException w:name="Colorful Grid Accent 1" w:uiPriority="73"/>
-    <w:lsdException w:name="Light Shading Accent 2" w:uiPriority="60"/>
-    <w:lsdException w:name="Light List Accent 2" w:uiPriority="61"/>
-    <w:lsdException w:name="Light Grid Accent 2" w:uiPriority="62"/>
-    <w:lsdException w:name="Medium Shading 1 Accent 2" w:uiPriority="63"/>
-    <w:lsdException w:name="Medium Shading 2 Accent 2" w:uiPriority="64"/>
-    <w:lsdException w:name="Medium List 1 Accent 2" w:uiPriority="65"/>
-    <w:lsdException w:name="Medium List 2 Accent 2" w:uiPriority="66"/>
-    <w:lsdException w:name="Medium Grid 1 Accent 2" w:uiPriority="67"/>
-    <w:lsdException w:name="Medium Grid 2 Accent 2" w:uiPriority="68"/>
-    <w:lsdException w:name="Medium Grid 3 Accent 2" w:uiPriority="69"/>
-    <w:lsdException w:name="Dark List Accent 2" w:uiPriority="70"/>
-    <w:lsdException w:name="Colorful Shading Accent 2" w:uiPriority="71"/>
-    <w:lsdException w:name="Colorful List Accent 2" w:uiPriority="72"/>
-    <w:lsdException w:name="Colorful Grid Accent 2" w:uiPriority="73"/>
-    <w:lsdException w:name="Light Shading Accent 3" w:uiPriority="60"/>
-    <w:lsdException w:name="Light List Accent 3" w:uiPriority="61"/>
-    <w:lsdException w:name="Light Grid Accent 3" w:uiPriority="62"/>
-    <w:lsdException w:name="Medium Shading 1 Accent 3" w:uiPriority="63"/>
-    <w:lsdException w:name="Medium Shading 2 Accent 3" w:uiPriority="64"/>
-    <w:lsdException w:name="Medium List 1 Accent 3" w:uiPriority="65"/>
-    <w:lsdException w:name="Medium List 2 Accent 3" w:uiPriority="66"/>
-    <w:lsdException w:name="Medium Grid 1 Accent 3" w:uiPriority="67"/>
-    <w:lsdException w:name="Medium Grid 2 Accent 3" w:uiPriority="68"/>
-    <w:lsdException w:name="Medium Grid 3 Accent 3" w:uiPriority="69"/>
-    <w:lsdException w:name="Dark List Accent 3" w:uiPriority="70"/>
-    <w:lsdException w:name="Colorful Shading Accent 3" w:uiPriority="71"/>
-    <w:lsdException w:name="Colorful List Accent 3" w:uiPriority="72"/>
-    <w:lsdException w:name="Colorful Grid Accent 3" w:uiPriority="73"/>
-    <w:lsdException w:name="Light Shading Accent 4" w:uiPriority="60"/>
-    <w:lsdException w:name="Light List Accent 4" w:uiPriority="61"/>
-    <w:lsdException w:name="Light Grid Accent 4" w:uiPriority="62"/>
-    <w:lsdException w:name="Medium Shading 1 Accent 4" w:uiPriority="63"/>
-    <w:lsdException w:name="Medium Shading 2 Accent 4" w:uiPriority="64"/>
-    <w:lsdException w:name="Medium List 1 Accent 4" w:uiPriority="65"/>
-    <w:lsdException w:name="Medium List 2 Accent 4" w:uiPriority="66"/>
-    <w:lsdException w:name="Medium Grid 1 Accent 4" w:uiPriority="67"/>
-    <w:lsdException w:name="Medium Grid 2 Accent 4" w:uiPriority="68"/>
-    <w:lsdException w:name="Medium Grid 3 Accent 4" w:uiPriority="69"/>
-    <w:lsdException w:name="Dark List Accent 4" w:uiPriority="70"/>
-    <w:lsdException w:name="Colorful Shading Accent 4" w:uiPriority="71"/>
-    <w:lsdException w:name="Colorful List Accent 4" w:uiPriority="72"/>
-    <w:lsdException w:name="Colorful Grid Accent 4" w:uiPriority="73"/>
-    <w:lsdException w:name="Light Shading Accent 5" w:uiPriority="60"/>
-    <w:lsdException w:name="Light List Accent 5" w:uiPriority="61"/>
-    <w:lsdException w:name="Light Grid Accent 5" w:uiPriority="62"/>
-    <w:lsdException w:name="Medium Shading 1 Accent 5" w:uiPriority="63"/>
-    <w:lsdException w:name="Medium Shading 2 Accent 5" w:uiPriority="64"/>
-    <w:lsdException w:name="Medium List 1 Accent 5" w:uiPriority="65"/>
-    <w:lsdException w:name="Medium List 2 Accent 5" w:uiPriority="66"/>
-    <w:lsdException w:name="Medium Grid 1 Accent 5" w:uiPriority="67"/>
-    <w:lsdException w:name="Medium Grid 2 Accent 5" w:uiPriority="68"/>
-    <w:lsdException w:name="Medium Grid 3 Accent 5" w:uiPriority="69"/>
-    <w:lsdException w:name="Dark List Accent 5" w:uiPriority="70"/>
-    <w:lsdException w:name="Colorful Shading Accent 5" w:uiPriority="71"/>
-    <w:lsdException w:name="Colorful List Accent 5" w:uiPriority="72"/>
-    <w:lsdException w:name="Colorful Grid Accent 5" w:uiPriority="73"/>
-    <w:lsdException w:name="Light Shading Accent 6" w:uiPriority="60"/>
-    <w:lsdException w:name="Light List Accent 6" w:uiPriority="61"/>
-    <w:lsdException w:name="Light Grid Accent 6" w:uiPriority="62"/>
-    <w:lsdException w:name="Medium Shading 1 Accent 6" w:uiPriority="63"/>
-    <w:lsdException w:name="Medium Shading 2 Accent 6" w:uiPriority="64"/>
-    <w:lsdException w:name="Medium List 1 Accent 6" w:uiPriority="65"/>
-    <w:lsdException w:name="Medium List 2 Accent 6" w:uiPriority="66"/>
-    <w:lsdException w:name="Medium Grid 1 Accent 6" w:uiPriority="67"/>
-    <w:lsdException w:name="Medium Grid 2 Accent 6" w:uiPriority="68"/>
-    <w:lsdException w:name="Medium Grid 3 Accent 6" w:uiPriority="69"/>
-    <w:lsdException w:name="Dark List Accent 6" w:uiPriority="70"/>
-    <w:lsdException w:name="Colorful Shading Accent 6" w:uiPriority="71"/>
-    <w:lsdException w:name="Colorful List Accent 6" w:uiPriority="72"/>
-    <w:lsdException w:name="Colorful Grid Accent 6" w:uiPriority="73"/>
-    <w:lsdException w:name="Subtle Emphasis" w:uiPriority="19" w:qFormat="1"/>
-    <w:lsdException w:name="Intense Emphasis" w:uiPriority="21" w:qFormat="1"/>
-    <w:lsdException w:name="Subtle Reference" w:uiPriority="31" w:qFormat="1"/>
-    <w:lsdException w:name="Intense Reference" w:uiPriority="32" w:qFormat="1"/>
-    <w:lsdException w:name="Book Title" w:uiPriority="33" w:qFormat="1"/>
-    <w:lsdException w:name="Bibliography" w:semiHidden="1" w:uiPriority="37" w:unhideWhenUsed="1"/>
-    <w:lsdException w:name="TOC Heading" w:semiHidden="1" w:uiPriority="39" w:unhideWhenUsed="1" w:qFormat="1"/>
-    <w:lsdException w:name="Plain Table 1" w:uiPriority="41"/>
-    <w:lsdException w:name="Plain Table 2" w:uiPriority="42"/>
-    <w:lsdException w:name="Plain Table 3" w:uiPriority="43"/>
-    <w:lsdException w:name="Plain Table 4" w:uiPriority="44"/>
-    <w:lsdException w:name="Plain Table 5" w:uiPriority="45"/>
-    <w:lsdException w:name="Grid Table Light" w:uiPriority="40"/>
-    <w:lsdException w:name="Grid Table 1 Light" w:uiPriority="46"/>
-    <w:lsdException w:name="Grid Table 2" w:uiPriority="47"/>
-    <w:lsdException w:name="Grid Table 3" w:uiPriority="48"/>
-    <w:lsdException w:name="Grid Table 4" w:uiPriority="49"/>
-    <w:lsdException w:name="Grid Table 5 Dark" w:uiPriority="50"/>
-    <w:lsdException w:name="Grid Table 6 Colorful" w:uiPriority="51"/>
-    <w:lsdException w:name="Grid Table 7 Colorful" w:uiPriority="52"/>
-    <w:lsdException w:name="Grid Table 1 Light Accent 1" w:uiPriority="46"/>
-    <w:lsdException w:name="Grid Table 2 Accent 1" w:uiPriority="47"/>
-    <w:lsdException w:name="Grid Table 3 Accent 1" w:uiPriority="48"/>
-    <w:lsdException w:name="Grid Table 4 Accent 1" w:uiPriority="49"/>
-    <w:lsdException w:name="Grid Table 5 Dark Accent 1" w:uiPriority="50"/>
-    <w:lsdException w:name="Grid Table 6 Colorful Accent 1" w:uiPriority="51"/>
-    <w:lsdException w:name="Grid Table 7 Colorful Accent 1" w:uiPriority="52"/>
-    <w:lsdException w:name="Grid Table 1 Light Accent 2" w:uiPriority="46"/>
-    <w:lsdException w:name="Grid Table 2 Accent 2" w:uiPriority="47"/>
-    <w:lsdException w:name="Grid Table 3 Accent 2" w:uiPriority="48"/>
-    <w:lsdException w:name="Grid Table 4 Accent 2" w:uiPriority="49"/>
-    <w:lsdException w:name="Grid Table 5 Dark Accent 2" w:uiPriority="50"/>
-    <w:lsdException w:name="Grid Table 6 Colorful Accent 2" w:uiPriority="51"/>
-    <w:lsdException w:name="Grid Table 7 Colorful Accent 2" w:uiPriority="52"/>
-    <w:lsdException w:name="Grid Table 1 Light Accent 3" w:uiPriority="46"/>
-    <w:lsdException w:name="Grid Table 2 Accent 3" w:uiPriority="47"/>
-    <w:lsdException w:name="Grid Table 3 Accent 3" w:uiPriority="48"/>
-    <w:lsdException w:name="Grid Table 4 Accent 3" w:uiPriority="49"/>
-    <w:lsdException w:name="Grid Table 5 Dark Accent 3" w:uiPriority="50"/>
-    <w:lsdException w:name="Grid Table 6 Colorful Accent 3" w:uiPriority="51"/>
-    <w:lsdException w:name="Grid Table 7 Colorful Accent 3" w:uiPriority="52"/>
-    <w:lsdException w:name="Grid Table 1 Light Accent 4" w:uiPriority="46"/>
-    <w:lsdException w:name="Grid Table 2 Accent 4" w:uiPriority="47"/>
-    <w:lsdException w:name="Grid Table 3 Accent 4" w:uiPriority="48"/>
-    <w:lsdException w:name="Grid Table 4 Accent 4" w:uiPriority="49"/>
-    <w:lsdException w:name="Grid Table 5 Dark Accent 4" w:uiPriority="50"/>
-    <w:lsdException w:name="Grid Table 6 Colorful Accent 4" w:uiPriority="51"/>
-    <w:lsdException w:name="Grid Table 7 Colorful Accent 4" w:uiPriority="52"/>
-    <w:lsdException w:name="Grid Table 1 Light Accent 5" w:uiPriority="46"/>
-    <w:lsdException w:name="Grid Table 2 Accent 5" w:uiPriority="47"/>
-    <w:lsdException w:name="Grid Table 3 Accent 5" w:uiPriority="48"/>
-    <w:lsdException w:name="Grid Table 4 Accent 5" w:uiPriority="49"/>
-    <w:lsdException w:name="Grid Table 5 Dark Accent 5" w:uiPriority="50"/>
-    <w:lsdException w:name="Grid Table 6 Colorful Accent 5" w:uiPriority="51"/>
-    <w:lsdException w:name="Grid Table 7 Colorful Accent 5" w:uiPriority="52"/>
-    <w:lsdException w:name="Grid Table 1 Light Accent 6" w:uiPriority="46"/>
-    <w:lsdException w:name="Grid Table 2 Accent 6" w:uiPriority="47"/>
-    <w:lsdException w:name="Grid Table 3 Accent 6" w:uiPriority="48"/>
-    <w:lsdException w:name="Grid Table 4 Accent 6" w:uiPriority="49"/>
-    <w:lsdException w:name="Grid Table 5 Dark Accent 6" w:uiPriority="50"/>
-    <w:lsdException w:name="Grid Table 6 Colorful Accent 6" w:uiPriority="51"/>
-    <w:lsdException w:name="Grid Table 7 Colorful Accent 6" w:uiPriority="52"/>
-    <w:lsdException w:name="List Table 1 Light" w:uiPriority="46"/>
-    <w:lsdException w:name="List Table 2" w:uiPriority="47"/>
-    <w:lsdException w:name="List Table 3" w:uiPriority="48"/>
-    <w:lsdException w:name="List Table 4" w:uiPriority="49"/>
-    <w:lsdException w:name="List Table 5 Dark" w:uiPriority="50"/>
-    <w:lsdException w:name="List Table 6 Colorful" w:uiPriority="51"/>
-    <w:lsdException w:name="List Table 7 Colorful" w:uiPriority="52"/>
-    <w:lsdException w:name="List Table 1 Light Accent 1" w:uiPriority="46"/>
-    <w:lsdException w:name="List Table 2 Accent 1" w:uiPriority="47"/>
-    <w:lsdException w:name="List Table 3 Accent 1" w:uiPriority="48"/>
-    <w:lsdException w:name="List Table 4 Accent 1" w:uiPriority="49"/>
-    <w:lsdException w:name="List Table 5 Dark Accent 1" w:uiPriority="50"/>
-    <w:lsdException w:name="List Table 6 Colorful Accent 1" w:uiPriority="51"/>
-    <w:lsdException w:name="List Table 7 Colorful Accent 1" w:uiPriority="52"/>
-    <w:lsdException w:name="List Table 1 Light Accent 2" w:uiPriority="46"/>
-    <w:lsdException w:name="List Table 2 Accent 2" w:uiPriority="47"/>
-    <w:lsdException w:name="List Table 3 Accent 2" w:uiPriority="48"/>
-    <w:lsdException w:name="List Table 4 Accent 2" w:uiPriority="49"/>
-    <w:lsdException w:name="List Table 5 Dark Accent 2" w:uiPriority="50"/>
-    <w:lsdException w:name="List Table 6 Colorful Accent 2" w:uiPriority="51"/>
-    <w:lsdException w:name="List Table 7 Colorful Accent 2" w:uiPriority="52"/>
-    <w:lsdException w:name="List Table 1 Light Accent 3" w:uiPriority="46"/>
-    <w:lsdException w:name="List Table 2 Accent 3" w:uiPriority="47"/>
-    <w:lsdException w:name="List Table 3 Accent 3" w:uiPriority="48"/>
-    <w:lsdException w:name="List Table 4 Accent 3" w:uiPriority="49"/>
-    <w:lsdException w:name="List Table 5 Dark Accent 3" w:uiPriority="50"/>
-    <w:lsdException w:name="List Table 6 Colorful Accent 3" w:uiPriority="51"/>
-    <w:lsdException w:name="List Table 7 Colorful Accent 3" w:uiPriority="52"/>
-    <w:lsdException w:name="List Table 1 Light Accent 4" w:uiPriority="46"/>
-    <w:lsdException w:name="List Table 2 Accent 4" w:uiPriority="47"/>
-    <w:lsdException w:name="List Table 3 Accent 4" w:uiPriority="48"/>
-    <w:lsdException w:name="List Table 4 Accent 4" w:uiPriority="49"/>
-    <w:lsdException w:name="List Table 5 Dark Accent 4" w:uiPriority="50"/>
-    <w:lsdException w:name="List Table 6 Colorful Accent 4" w:uiPriority="51"/>
-    <w:lsdException w:name="List Table 7 Colorful Accent 4" w:uiPriority="52"/>
-    <w:lsdException w:name="List Table 1 Light Accent 5" w:uiPriority="46"/>
-    <w:lsdException w:name="List Table 2 Accent 5" w:uiPriority="47"/>
-    <w:lsdException w:name="List Table 3 Accent 5" w:uiPriority="48"/>
-    <w:lsdException w:name="List Table 4 Accent 5" w:uiPriority="49"/>
-    <w:lsdException w:name="List Table 5 Dark Accent 5" w:uiPriority="50"/>
-    <w:lsdException w:name="List Table 6 Colorful Accent 5" w:uiPriority="51"/>
-    <w:lsdException w:name="List Table 7 Colorful Accent 5" w:uiPriority="52"/>
-    <w:lsdException w:name="List Table 1 Light Accent 6" w:uiPriority="46"/>
-    <w:lsdException w:name="List Table 2 Accent 6" w:uiPriority="47"/>
-    <w:lsdException w:name="List Table 3 Accent 6" w:uiPriority="48"/>
-    <w:lsdException w:name="List Table 4 Accent 6" w:uiPriority="49"/>
-    <w:lsdException w:name="List Table 5 Dark Accent 6" w:uiPriority="50"/>
-    <w:lsdException w:name="List Table 6 Colorful Accent 6" w:uiPriority="51"/>
-    <w:lsdException w:name="List Table 7 Colorful Accent 6" w:uiPriority="52"/>
+    <w:lsdException w:name="List Paragraph" w:uiPriority="52" w:qFormat="1"/>
+    <w:lsdException w:name="Quote" w:uiPriority="41" w:qFormat="1"/>
+    <w:lsdException w:name="Intense Quote" w:uiPriority="48" w:qFormat="1"/>
+    <w:lsdException w:name="Medium List 2 Accent 1" w:uiPriority="102"/>
+    <w:lsdException w:name="Medium Grid 1 Accent 1" w:uiPriority="103"/>
+    <w:lsdException w:name="Medium Grid 2 Accent 1" w:uiPriority="104"/>
+    <w:lsdException w:name="Medium Grid 3 Accent 1" w:uiPriority="105"/>
+    <w:lsdException w:name="Dark List Accent 1" w:uiPriority="112"/>
+    <w:lsdException w:name="Colorful Shading Accent 1" w:uiPriority="113"/>
+    <w:lsdException w:name="Colorful List Accent 1" w:uiPriority="114"/>
+    <w:lsdException w:name="Colorful Grid Accent 1" w:uiPriority="115"/>
+    <w:lsdException w:name="Light Shading Accent 2" w:uiPriority="96"/>
+    <w:lsdException w:name="Light List Accent 2" w:uiPriority="97"/>
+    <w:lsdException w:name="Light Grid Accent 2" w:uiPriority="98"/>
+    <w:lsdException w:name="Medium Shading 1 Accent 2" w:uiPriority="99"/>
+    <w:lsdException w:name="Medium Shading 2 Accent 2" w:uiPriority="100"/>
+    <w:lsdException w:name="Medium List 1 Accent 2" w:uiPriority="101"/>
+    <w:lsdException w:name="Medium List 2 Accent 2" w:uiPriority="102"/>
+    <w:lsdException w:name="Medium Grid 1 Accent 2" w:uiPriority="103"/>
+    <w:lsdException w:name="Medium Grid 2 Accent 2" w:uiPriority="104"/>
+    <w:lsdException w:name="Medium Grid 3 Accent 2" w:uiPriority="105"/>
+    <w:lsdException w:name="Dark List Accent 2" w:uiPriority="112"/>
+    <w:lsdException w:name="Colorful Shading Accent 2" w:uiPriority="113"/>
+    <w:lsdException w:name="Colorful List Accent 2" w:uiPriority="114"/>
+    <w:lsdException w:name="Colorful Grid Accent 2" w:uiPriority="115"/>
+    <w:lsdException w:name="Light Shading Accent 3" w:uiPriority="96"/>
+    <w:lsdException w:name="Light List Accent 3" w:uiPriority="97"/>
+    <w:lsdException w:name="Light Grid Accent 3" w:uiPriority="98"/>
+    <w:lsdException w:name="Medium Shading 1 Accent 3" w:uiPriority="99"/>
+    <w:lsdException w:name="Medium Shading 2 Accent 3" w:uiPriority="100"/>
+    <w:lsdException w:name="Medium List 1 Accent 3" w:uiPriority="101"/>
+    <w:lsdException w:name="Medium List 2 Accent 3" w:uiPriority="102"/>
+    <w:lsdException w:name="Medium Grid 1 Accent 3" w:uiPriority="103"/>
+    <w:lsdException w:name="Medium Grid 2 Accent 3" w:uiPriority="104"/>
+    <w:lsdException w:name="Medium Grid 3 Accent 3" w:uiPriority="105"/>
+    <w:lsdException w:name="Dark List Accent 3" w:uiPriority="112"/>
+    <w:lsdException w:name="Colorful Shading Accent 3" w:uiPriority="113"/>
+    <w:lsdException w:name="Colorful List Accent 3" w:uiPriority="114"/>
+    <w:lsdException w:name="Colorful Grid Accent 3" w:uiPriority="115"/>
+    <w:lsdException w:name="Light Shading Accent 4" w:uiPriority="96"/>
+    <w:lsdException w:name="Light List Accent 4" w:uiPriority="97"/>
+    <w:lsdException w:name="Light Grid Accent 4" w:uiPriority="98"/>
+    <w:lsdException w:name="Medium Shading 1 Accent 4" w:uiPriority="99"/>
+    <w:lsdException w:name="Medium Shading 2 Accent 4" w:uiPriority="100"/>
+    <w:lsdException w:name="Medium List 1 Accent 4" w:uiPriority="101"/>
+    <w:lsdException w:name="Medium List 2 Accent 4" w:uiPriority="102"/>
+    <w:lsdException w:name="Medium Grid 1 Accent 4" w:uiPriority="103"/>
+    <w:lsdException w:name="Medium Grid 2 Accent 4" w:uiPriority="104"/>
+    <w:lsdException w:name="Medium Grid 3 Accent 4" w:uiPriority="105"/>
+    <w:lsdException w:name="Dark List Accent 4" w:uiPriority="112"/>
+    <w:lsdException w:name="Colorful Shading Accent 4" w:uiPriority="113"/>
+    <w:lsdException w:name="Colorful List Accent 4" w:uiPriority="114"/>
+    <w:lsdException w:name="Colorful Grid Accent 4" w:uiPriority="115"/>
+    <w:lsdException w:name="Light Shading Accent 5" w:uiPriority="96"/>
+    <w:lsdException w:name="Light List Accent 5" w:uiPriority="97"/>
+    <w:lsdException w:name="Light Grid Accent 5" w:uiPriority="98"/>
+    <w:lsdException w:name="Medium Shading 1 Accent 5" w:uiPriority="99"/>
+    <w:lsdException w:name="Medium Shading 2 Accent 5" w:uiPriority="100"/>
+    <w:lsdException w:name="Medium List 1 Accent 5" w:uiPriority="101"/>
+    <w:lsdException w:name="Medium List 2 Accent 5" w:uiPriority="102"/>
+    <w:lsdException w:name="Medium Grid 1 Accent 5" w:uiPriority="103"/>
+    <w:lsdException w:name="Medium Grid 2 Accent 5" w:uiPriority="104"/>
+    <w:lsdException w:name="Medium Grid 3 Accent 5" w:uiPriority="105"/>
+    <w:lsdException w:name="Dark List Accent 5" w:uiPriority="112"/>
+    <w:lsdException w:name="Colorful Shading Accent 5" w:uiPriority="113"/>
+    <w:lsdException w:name="Colorful List Accent 5" w:uiPriority="114"/>
+    <w:lsdException w:name="Colorful Grid Accent 5" w:uiPriority="115"/>
+    <w:lsdException w:name="Light Shading Accent 6" w:uiPriority="96"/>
+    <w:lsdException w:name="Light List Accent 6" w:uiPriority="97"/>
+    <w:lsdException w:name="Light Grid Accent 6" w:uiPriority="98"/>
+    <w:lsdException w:name="Medium Shading 1 Accent 6" w:uiPriority="99"/>
+    <w:lsdException w:name="Medium Shading 2 Accent 6" w:uiPriority="100"/>
+    <w:lsdException w:name="Medium List 1 Accent 6" w:uiPriority="101"/>
+    <w:lsdException w:name="Medium List 2 Accent 6" w:uiPriority="102"/>
+    <w:lsdException w:name="Medium Grid 1 Accent 6" w:uiPriority="103"/>
+    <w:lsdException w:name="Medium Grid 2 Accent 6" w:uiPriority="104"/>
+    <w:lsdException w:name="Medium Grid 3 Accent 6" w:uiPriority="105"/>
+    <w:lsdException w:name="Dark List Accent 6" w:uiPriority="112"/>
+    <w:lsdException w:name="Colorful Shading Accent 6" w:uiPriority="113"/>
+    <w:lsdException w:name="Colorful List Accent 6" w:uiPriority="114"/>
+    <w:lsdException w:name="Colorful Grid Accent 6" w:uiPriority="115"/>
+    <w:lsdException w:name="Subtle Emphasis" w:uiPriority="25" w:qFormat="1"/>
+    <w:lsdException w:name="Intense Emphasis" w:uiPriority="33" w:qFormat="1"/>
+    <w:lsdException w:name="Subtle Reference" w:uiPriority="49" w:qFormat="1"/>
+    <w:lsdException w:name="Intense Reference" w:uiPriority="50" w:qFormat="1"/>
+    <w:lsdException w:name="Book Title" w:uiPriority="51" w:qFormat="1"/>
+    <w:lsdException w:name="Bibliography" w:semiHidden="1" w:uiPriority="55" w:unhideWhenUsed="1"/>
+    <w:lsdException w:name="TOC Heading" w:semiHidden="1" w:uiPriority="57" w:unhideWhenUsed="1" w:qFormat="1"/>
+    <w:lsdException w:name="Plain Table 1" w:uiPriority="65"/>
+    <w:lsdException w:name="Plain Table 2" w:uiPriority="66"/>
+    <w:lsdException w:name="Plain Table 3" w:uiPriority="67"/>
+    <w:lsdException w:name="Plain Table 4" w:uiPriority="68"/>
+    <w:lsdException w:name="Plain Table 5" w:uiPriority="69"/>
+    <w:lsdException w:name="Grid Table Light" w:uiPriority="64"/>
+    <w:lsdException w:name="Grid Table 1 Light" w:uiPriority="70"/>
+    <w:lsdException w:name="Grid Table 2" w:uiPriority="71"/>
+    <w:lsdException w:name="Grid Table 3" w:uiPriority="72"/>
+    <w:lsdException w:name="Grid Table 4" w:uiPriority="73"/>
+    <w:lsdException w:name="Grid Table 5 Dark" w:uiPriority="80"/>
+    <w:lsdException w:name="Grid Table 6 Colorful" w:uiPriority="81"/>
+    <w:lsdException w:name="Grid Table 7 Colorful" w:uiPriority="82"/>
+    <w:lsdException w:name="Grid Table 1 Light Accent 1" w:uiPriority="70"/>
+    <w:lsdException w:name="Grid Table 2 Accent 1" w:uiPriority="71"/>
+    <w:lsdException w:name="Grid Table 3 Accent 1" w:uiPriority="72"/>
+    <w:lsdException w:name="Grid Table 4 Accent 1" w:uiPriority="73"/>
+    <w:lsdException w:name="Grid Table 5 Dark Accent 1" w:uiPriority="80"/>
+    <w:lsdException w:name="Grid Table 6 Colorful Accent 1" w:uiPriority="81"/>
+    <w:lsdException w:name="Grid Table 7 Colorful Accent 1" w:uiPriority="82"/>
+    <w:lsdException w:name="Grid Table 1 Light Accent 2" w:uiPriority="70"/>
+    <w:lsdException w:name="Grid Table 2 Accent 2" w:uiPriority="71"/>
+    <w:lsdException w:name="Grid Table 3 Accent 2" w:uiPriority="72"/>
+    <w:lsdException w:name="Grid Table 4 Accent 2" w:uiPriority="73"/>
+    <w:lsdException w:name="Grid Table 5 Dark Accent 2" w:uiPriority="80"/>
+    <w:lsdException w:name="Grid Table 6 Colorful Accent 2" w:uiPriority="81"/>
+    <w:lsdException w:name="Grid Table 7 Colorful Accent 2" w:uiPriority="82"/>
+    <w:lsdException w:name="Grid Table 1 Light Accent 3" w:uiPriority="70"/>
+    <w:lsdException w:name="Grid Table 2 Accent 3" w:uiPriority="71"/>
+    <w:lsdException w:name="Grid Table 3 Accent 3" w:uiPriority="72"/>
+    <w:lsdException w:name="Grid Table 4 Accent 3" w:uiPriority="73"/>
+    <w:lsdException w:name="Grid Table 5 Dark Accent 3" w:uiPriority="80"/>
+    <w:lsdException w:name="Grid Table 6 Colorful Accent 3" w:uiPriority="81"/>
+    <w:lsdException w:name="Grid Table 7 Colorful Accent 3" w:uiPriority="82"/>
+    <w:lsdException w:name="Grid Table 1 Light Accent 4" w:uiPriority="70"/>
+    <w:lsdException w:name="Grid Table 2 Accent 4" w:uiPriority="71"/>
+    <w:lsdException w:name="Grid Table 3 Accent 4" w:uiPriority="72"/>
+    <w:lsdException w:name="Grid Table 4 Accent 4" w:uiPriority="73"/>
+    <w:lsdException w:name="Grid Table 5 Dark Accent 4" w:uiPriority="80"/>
+    <w:lsdException w:name="Grid Table 6 Colorful Accent 4" w:uiPriority="81"/>
+    <w:lsdException w:name="Grid Table 7 Colorful Accent 4" w:uiPriority="82"/>
+    <w:lsdException w:name="Grid Table 1 Light Accent 5" w:uiPriority="70"/>
+    <w:lsdException w:name="Grid Table 2 Accent 5" w:uiPriority="71"/>
+    <w:lsdException w:name="Grid Table 3 Accent 5" w:uiPriority="72"/>
+    <w:lsdException w:name="Grid Table 4 Accent 5" w:uiPriority="73"/>
+    <w:lsdException w:name="Grid Table 5 Dark Accent 5" w:uiPriority="80"/>
+    <w:lsdException w:name="Grid Table 6 Colorful Accent 5" w:uiPriority="81"/>
+    <w:lsdException w:name="Grid Table 7 Colorful Accent 5" w:uiPriority="82"/>
+    <w:lsdException w:name="Grid Table 1 Light Accent 6" w:uiPriority="70"/>
+    <w:lsdException w:name="Grid Table 2 Accent 6" w:uiPriority="71"/>
+    <w:lsdException w:name="Grid Table 3 Accent 6" w:uiPriority="72"/>
+    <w:lsdException w:name="Grid Table 4 Accent 6" w:uiPriority="73"/>
+    <w:lsdException w:name="Grid Table 5 Dark Accent 6" w:uiPriority="80"/>
+    <w:lsdException w:name="Grid Table 6 Colorful Accent 6" w:uiPriority="81"/>
+    <w:lsdException w:name="Grid Table 7 Colorful Accent 6" w:uiPriority="82"/>
+    <w:lsdException w:name="List Table 1 Light" w:uiPriority="70"/>
+    <w:lsdException w:name="List Table 2" w:uiPriority="71"/>
+    <w:lsdException w:name="List Table 3" w:uiPriority="72"/>
+    <w:lsdException w:name="List Table 4" w:uiPriority="73"/>
+    <w:lsdException w:name="List Table 5 Dark" w:uiPriority="80"/>
+    <w:lsdException w:name="List Table 6 Colorful" w:uiPriority="81"/>
+    <w:lsdException w:name="List Table 7 Colorful" w:uiPriority="82"/>
+    <w:lsdException w:name="List Table 1 Light Accent 1" w:uiPriority="70"/>
+    <w:lsdException w:name="List Table 2 Accent 1" w:uiPriority="71"/>
+    <w:lsdException w:name="List Table 3 Accent 1" w:uiPriority="72"/>
+    <w:lsdException w:name="List Table 4 Accent 1" w:uiPriority="73"/>
+    <w:lsdException w:name="List Table 5 Dark Accent 1" w:uiPriority="80"/>
+    <w:lsdException w:name="List Table 6 Colorful Accent 1" w:uiPriority="81"/>
+    <w:lsdException w:name="List Table 7 Colorful Accent 1" w:uiPriority="82"/>
+    <w:lsdException w:name="List Table 1 Light Accent 2" w:uiPriority="70"/>
+    <w:lsdException w:name="List Table 2 Accent 2" w:uiPriority="71"/>
+    <w:lsdException w:name="List Table 3 Accent 2" w:uiPriority="72"/>
+    <w:lsdException w:name="List Table 4 Accent 2" w:uiPriority="73"/>
+    <w:lsdException w:name="List Table 5 Dark Accent 2" w:uiPriority="80"/>
+    <w:lsdException w:name="List Table 6 Colorful Accent 2" w:uiPriority="81"/>
+    <w:lsdException w:name="List Table 7 Colorful Accent 2" w:uiPriority="82"/>
+    <w:lsdException w:name="List Table 1 Light Accent 3" w:uiPriority="70"/>
+    <w:lsdException w:name="List Table 2 Accent 3" w:uiPriority="71"/>
+    <w:lsdException w:name="List Table 3 Accent 3" w:uiPriority="72"/>
+    <w:lsdException w:name="List Table 4 Accent 3" w:uiPriority="73"/>
+    <w:lsdException w:name="List Table 5 Dark Accent 3" w:uiPriority="80"/>
+    <w:lsdException w:name="List Table 6 Colorful Accent 3" w:uiPriority="81"/>
+    <w:lsdException w:name="List Table 7 Colorful Accent 3" w:uiPriority="82"/>
+    <w:lsdException w:name="List Table 1 Light Accent 4" w:uiPriority="70"/>
+    <w:lsdException w:name="List Table 2 Accent 4" w:uiPriority="71"/>
+    <w:lsdException w:name="List Table 3 Accent 4" w:uiPriority="72"/>
+    <w:lsdException w:name="List Table 4 Accent 4" w:uiPriority="73"/>
+    <w:lsdException w:name="List Table 5 Dark Accent 4" w:uiPriority="80"/>
+    <w:lsdException w:name="List Table 6 Colorful Accent 4" w:uiPriority="81"/>
+    <w:lsdException w:name="List Table 7 Colorful Accent 4" w:uiPriority="82"/>
+    <w:lsdException w:name="List Table 1 Light Accent 5" w:uiPriority="70"/>
+    <w:lsdException w:name="List Table 2 Accent 5" w:uiPriority="71"/>
+    <w:lsdException w:name="List Table 3 Accent 5" w:uiPriority="72"/>
+    <w:lsdException w:name="List Table 4 Accent 5" w:uiPriority="73"/>
+    <w:lsdException w:name="List Table 5 Dark Accent 5" w:uiPriority="80"/>
+    <w:lsdException w:name="List Table 6 Colorful Accent 5" w:uiPriority="81"/>
+    <w:lsdException w:name="List Table 7 Colorful Accent 5" w:uiPriority="82"/>
+    <w:lsdException w:name="List Table 1 Light Accent 6" w:uiPriority="70"/>
+    <w:lsdException w:name="List Table 2 Accent 6" w:uiPriority="71"/>
+    <w:lsdException w:name="List Table 3 Accent 6" w:uiPriority="72"/>
+    <w:lsdException w:name="List Table 4 Accent 6" w:uiPriority="73"/>
+    <w:lsdException w:name="List Table 5 Dark Accent 6" w:uiPriority="80"/>
+    <w:lsdException w:name="List Table 6 Colorful Accent 6" w:uiPriority="81"/>
+    <w:lsdException w:name="List Table 7 Colorful Accent 6" w:uiPriority="82"/>
     <w:lsdException w:name="Mention" w:semiHidden="1" w:unhideWhenUsed="1"/>
     <w:lsdException w:name="Smart Hyperlink" w:semiHidden="1" w:unhideWhenUsed="1"/>
     <w:lsdException w:name="Hashtag" w:semiHidden="1" w:unhideWhenUsed="1"/>
@@ -1966,10 +1956,10 @@
     <w:name w:val="Normal"/>
     <w:qFormat/>
     <w:pPr>
-      <w:widowControl w:val="0"/>
-      <w:wordWrap w:val="0"/>
-      <w:autoSpaceDE w:val="0"/>
-      <w:autoSpaceDN w:val="0"/>
+      <w:autoSpaceDE w:val="off"/>
+      <w:autoSpaceDN w:val="off"/>
+      <w:widowControl w:val="off"/>
+      <w:wordWrap w:val="off"/>
     </w:pPr>
   </w:style>
   <w:style w:type="character" w:default="1" w:styleId="a0">
@@ -2003,7 +1993,6 @@
     <w:name w:val="바탕글"/>
     <w:basedOn w:val="a"/>
     <w:qFormat/>
-    <w:rsid w:val="00BE0B46"/>
     <w:pPr>
       <w:spacing w:after="0" w:line="384" w:lineRule="auto"/>
       <w:textAlignment w:val="baseline"/>
@@ -2011,18 +2000,17 @@
     <w:rPr>
       <w:rFonts w:ascii="굴림" w:eastAsia="굴림" w:hAnsi="굴림" w:cs="굴림"/>
       <w:color w:val="000000"/>
+      <w:szCs w:val="20"/>
       <w:kern w:val="0"/>
-      <w:szCs w:val="20"/>
     </w:rPr>
   </w:style>
   <w:style w:type="paragraph" w:styleId="a4">
     <w:name w:val="Balloon Text"/>
+    <w:uiPriority w:val="99"/>
     <w:basedOn w:val="a"/>
     <w:link w:val="Char"/>
-    <w:uiPriority w:val="99"/>
     <w:semiHidden/>
     <w:unhideWhenUsed/>
-    <w:rsid w:val="00BE0B46"/>
     <w:pPr>
       <w:spacing w:after="0" w:line="240" w:lineRule="auto"/>
     </w:pPr>
@@ -2034,11 +2022,10 @@
   </w:style>
   <w:style w:type="character" w:customStyle="1" w:styleId="Char">
     <w:name w:val="풍선 도움말 텍스트 Char"/>
+    <w:uiPriority w:val="99"/>
     <w:basedOn w:val="a0"/>
     <w:link w:val="a4"/>
-    <w:uiPriority w:val="99"/>
     <w:semiHidden/>
-    <w:rsid w:val="00BE0B46"/>
     <w:rPr>
       <w:rFonts w:asciiTheme="majorHAnsi" w:eastAsiaTheme="majorEastAsia" w:hAnsiTheme="majorHAnsi" w:cstheme="majorBidi"/>
       <w:sz w:val="18"/>
@@ -2047,65 +2034,59 @@
   </w:style>
   <w:style w:type="paragraph" w:styleId="a5">
     <w:name w:val="header"/>
+    <w:uiPriority w:val="99"/>
     <w:basedOn w:val="a"/>
     <w:link w:val="Char0"/>
-    <w:uiPriority w:val="99"/>
     <w:unhideWhenUsed/>
-    <w:rsid w:val="00AC703D"/>
     <w:pPr>
+      <w:snapToGrid w:val="0"/>
       <w:tabs>
         <w:tab w:val="center" w:pos="4513"/>
         <w:tab w:val="right" w:pos="9026"/>
       </w:tabs>
-      <w:snapToGrid w:val="0"/>
     </w:pPr>
   </w:style>
   <w:style w:type="character" w:customStyle="1" w:styleId="Char0">
     <w:name w:val="머리글 Char"/>
+    <w:uiPriority w:val="99"/>
     <w:basedOn w:val="a0"/>
     <w:link w:val="a5"/>
-    <w:uiPriority w:val="99"/>
-    <w:rsid w:val="00AC703D"/>
   </w:style>
   <w:style w:type="paragraph" w:styleId="a6">
     <w:name w:val="footer"/>
+    <w:uiPriority w:val="99"/>
     <w:basedOn w:val="a"/>
     <w:link w:val="Char1"/>
-    <w:uiPriority w:val="99"/>
     <w:unhideWhenUsed/>
-    <w:rsid w:val="00AC703D"/>
     <w:pPr>
+      <w:snapToGrid w:val="0"/>
       <w:tabs>
         <w:tab w:val="center" w:pos="4513"/>
         <w:tab w:val="right" w:pos="9026"/>
       </w:tabs>
-      <w:snapToGrid w:val="0"/>
     </w:pPr>
   </w:style>
   <w:style w:type="character" w:customStyle="1" w:styleId="Char1">
     <w:name w:val="바닥글 Char"/>
+    <w:uiPriority w:val="99"/>
     <w:basedOn w:val="a0"/>
     <w:link w:val="a6"/>
-    <w:uiPriority w:val="99"/>
-    <w:rsid w:val="00AC703D"/>
   </w:style>
   <w:style w:type="paragraph" w:styleId="a7">
     <w:name w:val="Date"/>
+    <w:uiPriority w:val="99"/>
     <w:basedOn w:val="a"/>
     <w:next w:val="a"/>
     <w:link w:val="Char2"/>
-    <w:uiPriority w:val="99"/>
     <w:semiHidden/>
     <w:unhideWhenUsed/>
-    <w:rsid w:val="003A1545"/>
   </w:style>
   <w:style w:type="character" w:customStyle="1" w:styleId="Char2">
     <w:name w:val="날짜 Char"/>
+    <w:uiPriority w:val="99"/>
     <w:basedOn w:val="a0"/>
     <w:link w:val="a7"/>
-    <w:uiPriority w:val="99"/>
     <w:semiHidden/>
-    <w:rsid w:val="003A1545"/>
   </w:style>
 </w:styles>
 </file>
@@ -2153,12 +2134,12 @@
     </a:clrScheme>
     <a:fontScheme name="Office">
       <a:majorFont>
-        <a:latin typeface="맑은 고딕"/>
+        <a:latin typeface="Malgun Gothic"/>
         <a:ea typeface=""/>
         <a:cs typeface=""/>
         <a:font script="Jpan" typeface="ＭＳ ゴシック"/>
         <a:font script="Hang" typeface="맑은 고딕"/>
-        <a:font script="Hans" typeface="宋体"/>
+        <a:font script="Hans" typeface="SimSun"/>
         <a:font script="Hant" typeface="新細明體"/>
         <a:font script="Arab" typeface="Times New Roman"/>
         <a:font script="Hebr" typeface="Times New Roman"/>
@@ -2186,14 +2167,15 @@
         <a:font script="Viet" typeface="Times New Roman"/>
         <a:font script="Uigh" typeface="Microsoft Uighur"/>
         <a:font script="Geor" typeface="Sylfaen"/>
+        <a:font script="Mymr" typeface=""/>
       </a:majorFont>
       <a:minorFont>
-        <a:latin typeface="맑은 고딕"/>
+        <a:latin typeface="Malgun Gothic"/>
         <a:ea typeface=""/>
         <a:cs typeface=""/>
         <a:font script="Jpan" typeface="ＭＳ 明朝"/>
         <a:font script="Hang" typeface="맑은 고딕"/>
-        <a:font script="Hans" typeface="宋体"/>
+        <a:font script="Hans" typeface="SimSun"/>
         <a:font script="Hant" typeface="新細明體"/>
         <a:font script="Arab" typeface="Arial"/>
         <a:font script="Hebr" typeface="Arial"/>
@@ -2221,6 +2203,7 @@
         <a:font script="Viet" typeface="Arial"/>
         <a:font script="Uigh" typeface="Microsoft Uighur"/>
         <a:font script="Geor" typeface="Sylfaen"/>
+        <a:font script="Mymr" typeface=""/>
       </a:minorFont>
     </a:fontScheme>
     <a:fmtScheme name="Office">

--- a/public/templates/authorization-letter.docx
+++ b/public/templates/authorization-letter.docx
@@ -603,6 +603,7 @@
         <w:spacing w:after="0" w:line="360" w:lineRule="auto"/>
         <w:textAlignment w:val="baseline"/>
         <w:rPr>
+          <w:lang/>
           <w:rFonts w:ascii="한컴돋움" w:eastAsia="한컴돋움" w:hAnsi="한컴돋움" w:cs="한컴돋움"/>
           <w:b/>
           <w:color w:val="000000"/>
@@ -610,6 +611,7 @@
           <w:szCs w:val="26"/>
           <w:kern w:val="0"/>
           <w:spacing w:val="10"/>
+          <w:rtl w:val="off"/>
         </w:rPr>
       </w:pPr>
       <w:r>
@@ -646,7 +648,70 @@
           <w:kern w:val="0"/>
           <w:spacing w:val="10"/>
         </w:rPr>
-        <w:t xml:space="preserve"> is appointed as the International Cooperation and Recruitment Consultant for </w:t>
+        <w:t xml:space="preserve"> is appointed as the </w:t>
+      </w:r>
+    </w:p>
+    <w:p>
+      <w:pPr>
+        <w:ind w:leftChars="150" w:left="300" w:firstLine="1"/>
+        <w:jc w:val="center"/>
+        <w:tabs>
+          <w:tab w:val="left" w:pos="800"/>
+          <w:tab w:val="left" w:pos="1600"/>
+          <w:tab w:val="left" w:pos="2400"/>
+          <w:tab w:val="left" w:pos="3200"/>
+          <w:tab w:val="left" w:pos="4000"/>
+          <w:tab w:val="left" w:pos="4800"/>
+          <w:tab w:val="left" w:pos="5600"/>
+          <w:tab w:val="left" w:pos="6400"/>
+          <w:tab w:val="left" w:pos="7200"/>
+          <w:tab w:val="left" w:pos="8000"/>
+          <w:tab w:val="left" w:pos="8132"/>
+          <w:tab w:val="left" w:pos="8800"/>
+          <w:tab w:val="left" w:pos="9600"/>
+          <w:tab w:val="left" w:pos="10400"/>
+          <w:tab w:val="left" w:pos="11200"/>
+          <w:tab w:val="left" w:pos="12000"/>
+          <w:tab w:val="left" w:pos="12800"/>
+          <w:tab w:val="left" w:pos="13600"/>
+          <w:tab w:val="left" w:pos="14400"/>
+          <w:tab w:val="left" w:pos="15200"/>
+          <w:tab w:val="left" w:pos="16000"/>
+          <w:tab w:val="left" w:pos="16800"/>
+          <w:tab w:val="left" w:pos="17600"/>
+          <w:tab w:val="left" w:pos="18400"/>
+          <w:tab w:val="left" w:pos="19200"/>
+          <w:tab w:val="left" w:pos="20000"/>
+          <w:tab w:val="left" w:pos="20800"/>
+          <w:tab w:val="left" w:pos="21600"/>
+          <w:tab w:val="left" w:pos="22400"/>
+          <w:tab w:val="left" w:pos="23200"/>
+          <w:tab w:val="left" w:pos="24000"/>
+          <w:tab w:val="left" w:pos="24800"/>
+        </w:tabs>
+        <w:spacing w:after="0" w:line="360" w:lineRule="auto"/>
+        <w:textAlignment w:val="baseline"/>
+        <w:rPr>
+          <w:rFonts w:ascii="한컴돋움" w:eastAsia="한컴돋움" w:hAnsi="한컴돋움" w:cs="한컴돋움"/>
+          <w:b/>
+          <w:color w:val="000000"/>
+          <w:sz w:val="26"/>
+          <w:szCs w:val="26"/>
+          <w:kern w:val="0"/>
+          <w:spacing w:val="10"/>
+        </w:rPr>
+      </w:pPr>
+      <w:r>
+        <w:rPr>
+          <w:rFonts w:ascii="한컴돋움" w:eastAsia="한컴돋움" w:hAnsi="한컴돋움" w:cs="한컴돋움" w:hint="eastAsia"/>
+          <w:b/>
+          <w:color w:val="000000"/>
+          <w:sz w:val="26"/>
+          <w:szCs w:val="26"/>
+          <w:kern w:val="0"/>
+          <w:spacing w:val="10"/>
+        </w:rPr>
+        <w:t xml:space="preserve">International Cooperation and Recruitment Consultant for </w:t>
       </w:r>
     </w:p>
     <w:p>
@@ -1594,22 +1659,22 @@
     <w:lsdException w:name="index 7" w:semiHidden="1" w:unhideWhenUsed="1"/>
     <w:lsdException w:name="index 8" w:semiHidden="1" w:unhideWhenUsed="1"/>
     <w:lsdException w:name="index 9" w:semiHidden="1" w:unhideWhenUsed="1"/>
-    <w:lsdException w:name="toc 1" w:semiHidden="1" w:uiPriority="57" w:unhideWhenUsed="1"/>
-    <w:lsdException w:name="toc 2" w:semiHidden="1" w:uiPriority="57" w:unhideWhenUsed="1"/>
-    <w:lsdException w:name="toc 3" w:semiHidden="1" w:uiPriority="57" w:unhideWhenUsed="1"/>
-    <w:lsdException w:name="toc 4" w:semiHidden="1" w:uiPriority="57" w:unhideWhenUsed="1"/>
-    <w:lsdException w:name="toc 5" w:semiHidden="1" w:uiPriority="57" w:unhideWhenUsed="1"/>
-    <w:lsdException w:name="toc 6" w:semiHidden="1" w:uiPriority="57" w:unhideWhenUsed="1"/>
-    <w:lsdException w:name="toc 7" w:semiHidden="1" w:uiPriority="57" w:unhideWhenUsed="1"/>
-    <w:lsdException w:name="toc 8" w:semiHidden="1" w:uiPriority="57" w:unhideWhenUsed="1"/>
-    <w:lsdException w:name="toc 9" w:semiHidden="1" w:uiPriority="57" w:unhideWhenUsed="1"/>
+    <w:lsdException w:name="toc 1" w:semiHidden="1" w:uiPriority="87" w:unhideWhenUsed="1"/>
+    <w:lsdException w:name="toc 2" w:semiHidden="1" w:uiPriority="87" w:unhideWhenUsed="1"/>
+    <w:lsdException w:name="toc 3" w:semiHidden="1" w:uiPriority="87" w:unhideWhenUsed="1"/>
+    <w:lsdException w:name="toc 4" w:semiHidden="1" w:uiPriority="87" w:unhideWhenUsed="1"/>
+    <w:lsdException w:name="toc 5" w:semiHidden="1" w:uiPriority="87" w:unhideWhenUsed="1"/>
+    <w:lsdException w:name="toc 6" w:semiHidden="1" w:uiPriority="87" w:unhideWhenUsed="1"/>
+    <w:lsdException w:name="toc 7" w:semiHidden="1" w:uiPriority="87" w:unhideWhenUsed="1"/>
+    <w:lsdException w:name="toc 8" w:semiHidden="1" w:uiPriority="87" w:unhideWhenUsed="1"/>
+    <w:lsdException w:name="toc 9" w:semiHidden="1" w:uiPriority="87" w:unhideWhenUsed="1"/>
     <w:lsdException w:name="Normal Indent" w:semiHidden="1" w:unhideWhenUsed="1"/>
     <w:lsdException w:name="footnote text" w:semiHidden="1" w:unhideWhenUsed="1"/>
     <w:lsdException w:name="annotation text" w:semiHidden="1" w:unhideWhenUsed="1"/>
     <w:lsdException w:name="header" w:semiHidden="1" w:unhideWhenUsed="1"/>
     <w:lsdException w:name="footer" w:semiHidden="1" w:unhideWhenUsed="1"/>
     <w:lsdException w:name="index heading" w:semiHidden="1" w:unhideWhenUsed="1"/>
-    <w:lsdException w:name="caption" w:semiHidden="1" w:uiPriority="53" w:unhideWhenUsed="1" w:qFormat="1"/>
+    <w:lsdException w:name="caption" w:semiHidden="1" w:uiPriority="83" w:unhideWhenUsed="1" w:qFormat="1"/>
     <w:lsdException w:name="table of figures" w:semiHidden="1" w:unhideWhenUsed="1"/>
     <w:lsdException w:name="envelope address" w:semiHidden="1" w:unhideWhenUsed="1"/>
     <w:lsdException w:name="envelope return" w:semiHidden="1" w:unhideWhenUsed="1"/>
@@ -1637,7 +1702,7 @@
     <w:lsdException w:name="List Number 3" w:semiHidden="1" w:unhideWhenUsed="1"/>
     <w:lsdException w:name="List Number 4" w:semiHidden="1" w:unhideWhenUsed="1"/>
     <w:lsdException w:name="List Number 5" w:semiHidden="1" w:unhideWhenUsed="1"/>
-    <w:lsdException w:name="Title" w:uiPriority="16" w:qFormat="1"/>
+    <w:lsdException w:name="Title" w:uiPriority="22" w:qFormat="1"/>
     <w:lsdException w:name="Closing" w:semiHidden="1" w:unhideWhenUsed="1"/>
     <w:lsdException w:name="Signature" w:semiHidden="1" w:unhideWhenUsed="1"/>
     <w:lsdException w:name="Default Paragraph Font" w:semiHidden="1" w:uiPriority="1" w:unhideWhenUsed="1"/>
@@ -1649,7 +1714,7 @@
     <w:lsdException w:name="List Continue 4" w:semiHidden="1" w:unhideWhenUsed="1"/>
     <w:lsdException w:name="List Continue 5" w:semiHidden="1" w:unhideWhenUsed="1"/>
     <w:lsdException w:name="Message Header" w:semiHidden="1" w:unhideWhenUsed="1"/>
-    <w:lsdException w:name="Subtitle" w:uiPriority="17" w:qFormat="1"/>
+    <w:lsdException w:name="Subtitle" w:uiPriority="23" w:qFormat="1"/>
     <w:lsdException w:name="Salutation" w:semiHidden="1" w:unhideWhenUsed="1"/>
     <w:lsdException w:name="Date" w:semiHidden="1" w:unhideWhenUsed="1"/>
     <w:lsdException w:name="Body Text First Indent" w:semiHidden="1" w:unhideWhenUsed="1"/>
@@ -1662,8 +1727,8 @@
     <w:lsdException w:name="Block Text" w:semiHidden="1" w:unhideWhenUsed="1"/>
     <w:lsdException w:name="Hyperlink" w:semiHidden="1" w:unhideWhenUsed="1"/>
     <w:lsdException w:name="FollowedHyperlink" w:semiHidden="1" w:unhideWhenUsed="1"/>
-    <w:lsdException w:name="Strong" w:uiPriority="34" w:qFormat="1"/>
-    <w:lsdException w:name="Emphasis" w:uiPriority="32" w:qFormat="1"/>
+    <w:lsdException w:name="Strong" w:uiPriority="52" w:qFormat="1"/>
+    <w:lsdException w:name="Emphasis" w:uiPriority="50" w:qFormat="1"/>
     <w:lsdException w:name="Document Map" w:semiHidden="1" w:unhideWhenUsed="1"/>
     <w:lsdException w:name="Plain Text" w:semiHidden="1" w:unhideWhenUsed="1"/>
     <w:lsdException w:name="E-mail Signature" w:semiHidden="1" w:unhideWhenUsed="1"/>
@@ -1729,223 +1794,223 @@
     <w:lsdException w:name="Table Web 2" w:semiHidden="1" w:unhideWhenUsed="1"/>
     <w:lsdException w:name="Table Web 3" w:semiHidden="1" w:unhideWhenUsed="1"/>
     <w:lsdException w:name="Balloon Text" w:semiHidden="1" w:unhideWhenUsed="1"/>
-    <w:lsdException w:name="Table Grid" w:uiPriority="89"/>
+    <w:lsdException w:name="Table Grid" w:uiPriority="137"/>
     <w:lsdException w:name="Table Theme" w:semiHidden="1" w:unhideWhenUsed="1"/>
     <w:lsdException w:name="Placeholder Text" w:semiHidden="1"/>
     <w:lsdException w:name="No Spacing" w:uiPriority="1" w:qFormat="1"/>
-    <w:lsdException w:name="Light Shading" w:uiPriority="96"/>
-    <w:lsdException w:name="Light List" w:uiPriority="97"/>
-    <w:lsdException w:name="Light Grid" w:uiPriority="98"/>
-    <w:lsdException w:name="Medium Shading 1" w:uiPriority="99"/>
-    <w:lsdException w:name="Medium Shading 2" w:uiPriority="100"/>
-    <w:lsdException w:name="Medium List 1" w:uiPriority="101"/>
-    <w:lsdException w:name="Medium List 2" w:uiPriority="102"/>
-    <w:lsdException w:name="Medium Grid 1" w:uiPriority="103"/>
-    <w:lsdException w:name="Medium Grid 2" w:uiPriority="104"/>
-    <w:lsdException w:name="Medium Grid 3" w:uiPriority="105"/>
-    <w:lsdException w:name="Dark List" w:uiPriority="112"/>
-    <w:lsdException w:name="Colorful Shading" w:uiPriority="113"/>
-    <w:lsdException w:name="Colorful List" w:uiPriority="114"/>
-    <w:lsdException w:name="Colorful Grid" w:uiPriority="115"/>
-    <w:lsdException w:name="Light Shading Accent 1" w:uiPriority="96"/>
-    <w:lsdException w:name="Light List Accent 1" w:uiPriority="97"/>
-    <w:lsdException w:name="Light Grid Accent 1" w:uiPriority="98"/>
-    <w:lsdException w:name="Medium Shading 1 Accent 1" w:uiPriority="99"/>
-    <w:lsdException w:name="Medium Shading 2 Accent 1" w:uiPriority="100"/>
-    <w:lsdException w:name="Medium List 1 Accent 1" w:uiPriority="101"/>
+    <w:lsdException w:name="Light Shading" w:uiPriority="150"/>
+    <w:lsdException w:name="Light List" w:uiPriority="151"/>
+    <w:lsdException w:name="Light Grid" w:uiPriority="152"/>
+    <w:lsdException w:name="Medium Shading 1" w:uiPriority="153"/>
+    <w:lsdException w:name="Medium Shading 2" w:uiPriority="256"/>
+    <w:lsdException w:name="Medium List 1" w:uiPriority="257"/>
+    <w:lsdException w:name="Medium List 2" w:uiPriority="258"/>
+    <w:lsdException w:name="Medium Grid 1" w:uiPriority="259"/>
+    <w:lsdException w:name="Medium Grid 2" w:uiPriority="260"/>
+    <w:lsdException w:name="Medium Grid 3" w:uiPriority="261"/>
+    <w:lsdException w:name="Dark List" w:uiPriority="274"/>
+    <w:lsdException w:name="Colorful Shading" w:uiPriority="275"/>
+    <w:lsdException w:name="Colorful List" w:uiPriority="276"/>
+    <w:lsdException w:name="Colorful Grid" w:uiPriority="277"/>
+    <w:lsdException w:name="Light Shading Accent 1" w:uiPriority="150"/>
+    <w:lsdException w:name="Light List Accent 1" w:uiPriority="151"/>
+    <w:lsdException w:name="Light Grid Accent 1" w:uiPriority="152"/>
+    <w:lsdException w:name="Medium Shading 1 Accent 1" w:uiPriority="153"/>
+    <w:lsdException w:name="Medium Shading 2 Accent 1" w:uiPriority="256"/>
+    <w:lsdException w:name="Medium List 1 Accent 1" w:uiPriority="257"/>
     <w:lsdException w:name="Revision" w:semiHidden="1"/>
-    <w:lsdException w:name="List Paragraph" w:uiPriority="52" w:qFormat="1"/>
-    <w:lsdException w:name="Quote" w:uiPriority="41" w:qFormat="1"/>
-    <w:lsdException w:name="Intense Quote" w:uiPriority="48" w:qFormat="1"/>
-    <w:lsdException w:name="Medium List 2 Accent 1" w:uiPriority="102"/>
-    <w:lsdException w:name="Medium Grid 1 Accent 1" w:uiPriority="103"/>
-    <w:lsdException w:name="Medium Grid 2 Accent 1" w:uiPriority="104"/>
-    <w:lsdException w:name="Medium Grid 3 Accent 1" w:uiPriority="105"/>
-    <w:lsdException w:name="Dark List Accent 1" w:uiPriority="112"/>
-    <w:lsdException w:name="Colorful Shading Accent 1" w:uiPriority="113"/>
-    <w:lsdException w:name="Colorful List Accent 1" w:uiPriority="114"/>
-    <w:lsdException w:name="Colorful Grid Accent 1" w:uiPriority="115"/>
-    <w:lsdException w:name="Light Shading Accent 2" w:uiPriority="96"/>
-    <w:lsdException w:name="Light List Accent 2" w:uiPriority="97"/>
-    <w:lsdException w:name="Light Grid Accent 2" w:uiPriority="98"/>
-    <w:lsdException w:name="Medium Shading 1 Accent 2" w:uiPriority="99"/>
-    <w:lsdException w:name="Medium Shading 2 Accent 2" w:uiPriority="100"/>
-    <w:lsdException w:name="Medium List 1 Accent 2" w:uiPriority="101"/>
-    <w:lsdException w:name="Medium List 2 Accent 2" w:uiPriority="102"/>
-    <w:lsdException w:name="Medium Grid 1 Accent 2" w:uiPriority="103"/>
-    <w:lsdException w:name="Medium Grid 2 Accent 2" w:uiPriority="104"/>
-    <w:lsdException w:name="Medium Grid 3 Accent 2" w:uiPriority="105"/>
-    <w:lsdException w:name="Dark List Accent 2" w:uiPriority="112"/>
-    <w:lsdException w:name="Colorful Shading Accent 2" w:uiPriority="113"/>
-    <w:lsdException w:name="Colorful List Accent 2" w:uiPriority="114"/>
-    <w:lsdException w:name="Colorful Grid Accent 2" w:uiPriority="115"/>
-    <w:lsdException w:name="Light Shading Accent 3" w:uiPriority="96"/>
-    <w:lsdException w:name="Light List Accent 3" w:uiPriority="97"/>
-    <w:lsdException w:name="Light Grid Accent 3" w:uiPriority="98"/>
-    <w:lsdException w:name="Medium Shading 1 Accent 3" w:uiPriority="99"/>
-    <w:lsdException w:name="Medium Shading 2 Accent 3" w:uiPriority="100"/>
-    <w:lsdException w:name="Medium List 1 Accent 3" w:uiPriority="101"/>
-    <w:lsdException w:name="Medium List 2 Accent 3" w:uiPriority="102"/>
-    <w:lsdException w:name="Medium Grid 1 Accent 3" w:uiPriority="103"/>
-    <w:lsdException w:name="Medium Grid 2 Accent 3" w:uiPriority="104"/>
-    <w:lsdException w:name="Medium Grid 3 Accent 3" w:uiPriority="105"/>
-    <w:lsdException w:name="Dark List Accent 3" w:uiPriority="112"/>
-    <w:lsdException w:name="Colorful Shading Accent 3" w:uiPriority="113"/>
-    <w:lsdException w:name="Colorful List Accent 3" w:uiPriority="114"/>
-    <w:lsdException w:name="Colorful Grid Accent 3" w:uiPriority="115"/>
-    <w:lsdException w:name="Light Shading Accent 4" w:uiPriority="96"/>
-    <w:lsdException w:name="Light List Accent 4" w:uiPriority="97"/>
-    <w:lsdException w:name="Light Grid Accent 4" w:uiPriority="98"/>
-    <w:lsdException w:name="Medium Shading 1 Accent 4" w:uiPriority="99"/>
-    <w:lsdException w:name="Medium Shading 2 Accent 4" w:uiPriority="100"/>
-    <w:lsdException w:name="Medium List 1 Accent 4" w:uiPriority="101"/>
-    <w:lsdException w:name="Medium List 2 Accent 4" w:uiPriority="102"/>
-    <w:lsdException w:name="Medium Grid 1 Accent 4" w:uiPriority="103"/>
-    <w:lsdException w:name="Medium Grid 2 Accent 4" w:uiPriority="104"/>
-    <w:lsdException w:name="Medium Grid 3 Accent 4" w:uiPriority="105"/>
-    <w:lsdException w:name="Dark List Accent 4" w:uiPriority="112"/>
-    <w:lsdException w:name="Colorful Shading Accent 4" w:uiPriority="113"/>
-    <w:lsdException w:name="Colorful List Accent 4" w:uiPriority="114"/>
-    <w:lsdException w:name="Colorful Grid Accent 4" w:uiPriority="115"/>
-    <w:lsdException w:name="Light Shading Accent 5" w:uiPriority="96"/>
-    <w:lsdException w:name="Light List Accent 5" w:uiPriority="97"/>
-    <w:lsdException w:name="Light Grid Accent 5" w:uiPriority="98"/>
-    <w:lsdException w:name="Medium Shading 1 Accent 5" w:uiPriority="99"/>
-    <w:lsdException w:name="Medium Shading 2 Accent 5" w:uiPriority="100"/>
-    <w:lsdException w:name="Medium List 1 Accent 5" w:uiPriority="101"/>
-    <w:lsdException w:name="Medium List 2 Accent 5" w:uiPriority="102"/>
-    <w:lsdException w:name="Medium Grid 1 Accent 5" w:uiPriority="103"/>
-    <w:lsdException w:name="Medium Grid 2 Accent 5" w:uiPriority="104"/>
-    <w:lsdException w:name="Medium Grid 3 Accent 5" w:uiPriority="105"/>
-    <w:lsdException w:name="Dark List Accent 5" w:uiPriority="112"/>
-    <w:lsdException w:name="Colorful Shading Accent 5" w:uiPriority="113"/>
-    <w:lsdException w:name="Colorful List Accent 5" w:uiPriority="114"/>
-    <w:lsdException w:name="Colorful Grid Accent 5" w:uiPriority="115"/>
-    <w:lsdException w:name="Light Shading Accent 6" w:uiPriority="96"/>
-    <w:lsdException w:name="Light List Accent 6" w:uiPriority="97"/>
-    <w:lsdException w:name="Light Grid Accent 6" w:uiPriority="98"/>
-    <w:lsdException w:name="Medium Shading 1 Accent 6" w:uiPriority="99"/>
-    <w:lsdException w:name="Medium Shading 2 Accent 6" w:uiPriority="100"/>
-    <w:lsdException w:name="Medium List 1 Accent 6" w:uiPriority="101"/>
-    <w:lsdException w:name="Medium List 2 Accent 6" w:uiPriority="102"/>
-    <w:lsdException w:name="Medium Grid 1 Accent 6" w:uiPriority="103"/>
-    <w:lsdException w:name="Medium Grid 2 Accent 6" w:uiPriority="104"/>
-    <w:lsdException w:name="Medium Grid 3 Accent 6" w:uiPriority="105"/>
-    <w:lsdException w:name="Dark List Accent 6" w:uiPriority="112"/>
-    <w:lsdException w:name="Colorful Shading Accent 6" w:uiPriority="113"/>
-    <w:lsdException w:name="Colorful List Accent 6" w:uiPriority="114"/>
-    <w:lsdException w:name="Colorful Grid Accent 6" w:uiPriority="115"/>
-    <w:lsdException w:name="Subtle Emphasis" w:uiPriority="25" w:qFormat="1"/>
-    <w:lsdException w:name="Intense Emphasis" w:uiPriority="33" w:qFormat="1"/>
-    <w:lsdException w:name="Subtle Reference" w:uiPriority="49" w:qFormat="1"/>
-    <w:lsdException w:name="Intense Reference" w:uiPriority="50" w:qFormat="1"/>
-    <w:lsdException w:name="Book Title" w:uiPriority="51" w:qFormat="1"/>
-    <w:lsdException w:name="Bibliography" w:semiHidden="1" w:uiPriority="55" w:unhideWhenUsed="1"/>
-    <w:lsdException w:name="TOC Heading" w:semiHidden="1" w:uiPriority="57" w:unhideWhenUsed="1" w:qFormat="1"/>
-    <w:lsdException w:name="Plain Table 1" w:uiPriority="65"/>
-    <w:lsdException w:name="Plain Table 2" w:uiPriority="66"/>
-    <w:lsdException w:name="Plain Table 3" w:uiPriority="67"/>
-    <w:lsdException w:name="Plain Table 4" w:uiPriority="68"/>
-    <w:lsdException w:name="Plain Table 5" w:uiPriority="69"/>
-    <w:lsdException w:name="Grid Table Light" w:uiPriority="64"/>
-    <w:lsdException w:name="Grid Table 1 Light" w:uiPriority="70"/>
-    <w:lsdException w:name="Grid Table 2" w:uiPriority="71"/>
-    <w:lsdException w:name="Grid Table 3" w:uiPriority="72"/>
-    <w:lsdException w:name="Grid Table 4" w:uiPriority="73"/>
-    <w:lsdException w:name="Grid Table 5 Dark" w:uiPriority="80"/>
-    <w:lsdException w:name="Grid Table 6 Colorful" w:uiPriority="81"/>
-    <w:lsdException w:name="Grid Table 7 Colorful" w:uiPriority="82"/>
-    <w:lsdException w:name="Grid Table 1 Light Accent 1" w:uiPriority="70"/>
-    <w:lsdException w:name="Grid Table 2 Accent 1" w:uiPriority="71"/>
-    <w:lsdException w:name="Grid Table 3 Accent 1" w:uiPriority="72"/>
-    <w:lsdException w:name="Grid Table 4 Accent 1" w:uiPriority="73"/>
-    <w:lsdException w:name="Grid Table 5 Dark Accent 1" w:uiPriority="80"/>
-    <w:lsdException w:name="Grid Table 6 Colorful Accent 1" w:uiPriority="81"/>
-    <w:lsdException w:name="Grid Table 7 Colorful Accent 1" w:uiPriority="82"/>
-    <w:lsdException w:name="Grid Table 1 Light Accent 2" w:uiPriority="70"/>
-    <w:lsdException w:name="Grid Table 2 Accent 2" w:uiPriority="71"/>
-    <w:lsdException w:name="Grid Table 3 Accent 2" w:uiPriority="72"/>
-    <w:lsdException w:name="Grid Table 4 Accent 2" w:uiPriority="73"/>
-    <w:lsdException w:name="Grid Table 5 Dark Accent 2" w:uiPriority="80"/>
-    <w:lsdException w:name="Grid Table 6 Colorful Accent 2" w:uiPriority="81"/>
-    <w:lsdException w:name="Grid Table 7 Colorful Accent 2" w:uiPriority="82"/>
-    <w:lsdException w:name="Grid Table 1 Light Accent 3" w:uiPriority="70"/>
-    <w:lsdException w:name="Grid Table 2 Accent 3" w:uiPriority="71"/>
-    <w:lsdException w:name="Grid Table 3 Accent 3" w:uiPriority="72"/>
-    <w:lsdException w:name="Grid Table 4 Accent 3" w:uiPriority="73"/>
-    <w:lsdException w:name="Grid Table 5 Dark Accent 3" w:uiPriority="80"/>
-    <w:lsdException w:name="Grid Table 6 Colorful Accent 3" w:uiPriority="81"/>
-    <w:lsdException w:name="Grid Table 7 Colorful Accent 3" w:uiPriority="82"/>
-    <w:lsdException w:name="Grid Table 1 Light Accent 4" w:uiPriority="70"/>
-    <w:lsdException w:name="Grid Table 2 Accent 4" w:uiPriority="71"/>
-    <w:lsdException w:name="Grid Table 3 Accent 4" w:uiPriority="72"/>
-    <w:lsdException w:name="Grid Table 4 Accent 4" w:uiPriority="73"/>
-    <w:lsdException w:name="Grid Table 5 Dark Accent 4" w:uiPriority="80"/>
-    <w:lsdException w:name="Grid Table 6 Colorful Accent 4" w:uiPriority="81"/>
-    <w:lsdException w:name="Grid Table 7 Colorful Accent 4" w:uiPriority="82"/>
-    <w:lsdException w:name="Grid Table 1 Light Accent 5" w:uiPriority="70"/>
-    <w:lsdException w:name="Grid Table 2 Accent 5" w:uiPriority="71"/>
-    <w:lsdException w:name="Grid Table 3 Accent 5" w:uiPriority="72"/>
-    <w:lsdException w:name="Grid Table 4 Accent 5" w:uiPriority="73"/>
-    <w:lsdException w:name="Grid Table 5 Dark Accent 5" w:uiPriority="80"/>
-    <w:lsdException w:name="Grid Table 6 Colorful Accent 5" w:uiPriority="81"/>
-    <w:lsdException w:name="Grid Table 7 Colorful Accent 5" w:uiPriority="82"/>
-    <w:lsdException w:name="Grid Table 1 Light Accent 6" w:uiPriority="70"/>
-    <w:lsdException w:name="Grid Table 2 Accent 6" w:uiPriority="71"/>
-    <w:lsdException w:name="Grid Table 3 Accent 6" w:uiPriority="72"/>
-    <w:lsdException w:name="Grid Table 4 Accent 6" w:uiPriority="73"/>
-    <w:lsdException w:name="Grid Table 5 Dark Accent 6" w:uiPriority="80"/>
-    <w:lsdException w:name="Grid Table 6 Colorful Accent 6" w:uiPriority="81"/>
-    <w:lsdException w:name="Grid Table 7 Colorful Accent 6" w:uiPriority="82"/>
-    <w:lsdException w:name="List Table 1 Light" w:uiPriority="70"/>
-    <w:lsdException w:name="List Table 2" w:uiPriority="71"/>
-    <w:lsdException w:name="List Table 3" w:uiPriority="72"/>
-    <w:lsdException w:name="List Table 4" w:uiPriority="73"/>
-    <w:lsdException w:name="List Table 5 Dark" w:uiPriority="80"/>
-    <w:lsdException w:name="List Table 6 Colorful" w:uiPriority="81"/>
-    <w:lsdException w:name="List Table 7 Colorful" w:uiPriority="82"/>
-    <w:lsdException w:name="List Table 1 Light Accent 1" w:uiPriority="70"/>
-    <w:lsdException w:name="List Table 2 Accent 1" w:uiPriority="71"/>
-    <w:lsdException w:name="List Table 3 Accent 1" w:uiPriority="72"/>
-    <w:lsdException w:name="List Table 4 Accent 1" w:uiPriority="73"/>
-    <w:lsdException w:name="List Table 5 Dark Accent 1" w:uiPriority="80"/>
-    <w:lsdException w:name="List Table 6 Colorful Accent 1" w:uiPriority="81"/>
-    <w:lsdException w:name="List Table 7 Colorful Accent 1" w:uiPriority="82"/>
-    <w:lsdException w:name="List Table 1 Light Accent 2" w:uiPriority="70"/>
-    <w:lsdException w:name="List Table 2 Accent 2" w:uiPriority="71"/>
-    <w:lsdException w:name="List Table 3 Accent 2" w:uiPriority="72"/>
-    <w:lsdException w:name="List Table 4 Accent 2" w:uiPriority="73"/>
-    <w:lsdException w:name="List Table 5 Dark Accent 2" w:uiPriority="80"/>
-    <w:lsdException w:name="List Table 6 Colorful Accent 2" w:uiPriority="81"/>
-    <w:lsdException w:name="List Table 7 Colorful Accent 2" w:uiPriority="82"/>
-    <w:lsdException w:name="List Table 1 Light Accent 3" w:uiPriority="70"/>
-    <w:lsdException w:name="List Table 2 Accent 3" w:uiPriority="71"/>
-    <w:lsdException w:name="List Table 3 Accent 3" w:uiPriority="72"/>
-    <w:lsdException w:name="List Table 4 Accent 3" w:uiPriority="73"/>
-    <w:lsdException w:name="List Table 5 Dark Accent 3" w:uiPriority="80"/>
-    <w:lsdException w:name="List Table 6 Colorful Accent 3" w:uiPriority="81"/>
-    <w:lsdException w:name="List Table 7 Colorful Accent 3" w:uiPriority="82"/>
-    <w:lsdException w:name="List Table 1 Light Accent 4" w:uiPriority="70"/>
-    <w:lsdException w:name="List Table 2 Accent 4" w:uiPriority="71"/>
-    <w:lsdException w:name="List Table 3 Accent 4" w:uiPriority="72"/>
-    <w:lsdException w:name="List Table 4 Accent 4" w:uiPriority="73"/>
-    <w:lsdException w:name="List Table 5 Dark Accent 4" w:uiPriority="80"/>
-    <w:lsdException w:name="List Table 6 Colorful Accent 4" w:uiPriority="81"/>
-    <w:lsdException w:name="List Table 7 Colorful Accent 4" w:uiPriority="82"/>
-    <w:lsdException w:name="List Table 1 Light Accent 5" w:uiPriority="70"/>
-    <w:lsdException w:name="List Table 2 Accent 5" w:uiPriority="71"/>
-    <w:lsdException w:name="List Table 3 Accent 5" w:uiPriority="72"/>
-    <w:lsdException w:name="List Table 4 Accent 5" w:uiPriority="73"/>
-    <w:lsdException w:name="List Table 5 Dark Accent 5" w:uiPriority="80"/>
-    <w:lsdException w:name="List Table 6 Colorful Accent 5" w:uiPriority="81"/>
-    <w:lsdException w:name="List Table 7 Colorful Accent 5" w:uiPriority="82"/>
-    <w:lsdException w:name="List Table 1 Light Accent 6" w:uiPriority="70"/>
-    <w:lsdException w:name="List Table 2 Accent 6" w:uiPriority="71"/>
-    <w:lsdException w:name="List Table 3 Accent 6" w:uiPriority="72"/>
-    <w:lsdException w:name="List Table 4 Accent 6" w:uiPriority="73"/>
-    <w:lsdException w:name="List Table 5 Dark Accent 6" w:uiPriority="80"/>
-    <w:lsdException w:name="List Table 6 Colorful Accent 6" w:uiPriority="81"/>
-    <w:lsdException w:name="List Table 7 Colorful Accent 6" w:uiPriority="82"/>
+    <w:lsdException w:name="List Paragraph" w:uiPriority="82" w:qFormat="1"/>
+    <w:lsdException w:name="Quote" w:uiPriority="65" w:qFormat="1"/>
+    <w:lsdException w:name="Intense Quote" w:uiPriority="72" w:qFormat="1"/>
+    <w:lsdException w:name="Medium List 2 Accent 1" w:uiPriority="258"/>
+    <w:lsdException w:name="Medium Grid 1 Accent 1" w:uiPriority="259"/>
+    <w:lsdException w:name="Medium Grid 2 Accent 1" w:uiPriority="260"/>
+    <w:lsdException w:name="Medium Grid 3 Accent 1" w:uiPriority="261"/>
+    <w:lsdException w:name="Dark List Accent 1" w:uiPriority="274"/>
+    <w:lsdException w:name="Colorful Shading Accent 1" w:uiPriority="275"/>
+    <w:lsdException w:name="Colorful List Accent 1" w:uiPriority="276"/>
+    <w:lsdException w:name="Colorful Grid Accent 1" w:uiPriority="277"/>
+    <w:lsdException w:name="Light Shading Accent 2" w:uiPriority="150"/>
+    <w:lsdException w:name="Light List Accent 2" w:uiPriority="151"/>
+    <w:lsdException w:name="Light Grid Accent 2" w:uiPriority="152"/>
+    <w:lsdException w:name="Medium Shading 1 Accent 2" w:uiPriority="153"/>
+    <w:lsdException w:name="Medium Shading 2 Accent 2" w:uiPriority="256"/>
+    <w:lsdException w:name="Medium List 1 Accent 2" w:uiPriority="257"/>
+    <w:lsdException w:name="Medium List 2 Accent 2" w:uiPriority="258"/>
+    <w:lsdException w:name="Medium Grid 1 Accent 2" w:uiPriority="259"/>
+    <w:lsdException w:name="Medium Grid 2 Accent 2" w:uiPriority="260"/>
+    <w:lsdException w:name="Medium Grid 3 Accent 2" w:uiPriority="261"/>
+    <w:lsdException w:name="Dark List Accent 2" w:uiPriority="274"/>
+    <w:lsdException w:name="Colorful Shading Accent 2" w:uiPriority="275"/>
+    <w:lsdException w:name="Colorful List Accent 2" w:uiPriority="276"/>
+    <w:lsdException w:name="Colorful Grid Accent 2" w:uiPriority="277"/>
+    <w:lsdException w:name="Light Shading Accent 3" w:uiPriority="150"/>
+    <w:lsdException w:name="Light List Accent 3" w:uiPriority="151"/>
+    <w:lsdException w:name="Light Grid Accent 3" w:uiPriority="152"/>
+    <w:lsdException w:name="Medium Shading 1 Accent 3" w:uiPriority="153"/>
+    <w:lsdException w:name="Medium Shading 2 Accent 3" w:uiPriority="256"/>
+    <w:lsdException w:name="Medium List 1 Accent 3" w:uiPriority="257"/>
+    <w:lsdException w:name="Medium List 2 Accent 3" w:uiPriority="258"/>
+    <w:lsdException w:name="Medium Grid 1 Accent 3" w:uiPriority="259"/>
+    <w:lsdException w:name="Medium Grid 2 Accent 3" w:uiPriority="260"/>
+    <w:lsdException w:name="Medium Grid 3 Accent 3" w:uiPriority="261"/>
+    <w:lsdException w:name="Dark List Accent 3" w:uiPriority="274"/>
+    <w:lsdException w:name="Colorful Shading Accent 3" w:uiPriority="275"/>
+    <w:lsdException w:name="Colorful List Accent 3" w:uiPriority="276"/>
+    <w:lsdException w:name="Colorful Grid Accent 3" w:uiPriority="277"/>
+    <w:lsdException w:name="Light Shading Accent 4" w:uiPriority="150"/>
+    <w:lsdException w:name="Light List Accent 4" w:uiPriority="151"/>
+    <w:lsdException w:name="Light Grid Accent 4" w:uiPriority="152"/>
+    <w:lsdException w:name="Medium Shading 1 Accent 4" w:uiPriority="153"/>
+    <w:lsdException w:name="Medium Shading 2 Accent 4" w:uiPriority="256"/>
+    <w:lsdException w:name="Medium List 1 Accent 4" w:uiPriority="257"/>
+    <w:lsdException w:name="Medium List 2 Accent 4" w:uiPriority="258"/>
+    <w:lsdException w:name="Medium Grid 1 Accent 4" w:uiPriority="259"/>
+    <w:lsdException w:name="Medium Grid 2 Accent 4" w:uiPriority="260"/>
+    <w:lsdException w:name="Medium Grid 3 Accent 4" w:uiPriority="261"/>
+    <w:lsdException w:name="Dark List Accent 4" w:uiPriority="274"/>
+    <w:lsdException w:name="Colorful Shading Accent 4" w:uiPriority="275"/>
+    <w:lsdException w:name="Colorful List Accent 4" w:uiPriority="276"/>
+    <w:lsdException w:name="Colorful Grid Accent 4" w:uiPriority="277"/>
+    <w:lsdException w:name="Light Shading Accent 5" w:uiPriority="150"/>
+    <w:lsdException w:name="Light List Accent 5" w:uiPriority="151"/>
+    <w:lsdException w:name="Light Grid Accent 5" w:uiPriority="152"/>
+    <w:lsdException w:name="Medium Shading 1 Accent 5" w:uiPriority="153"/>
+    <w:lsdException w:name="Medium Shading 2 Accent 5" w:uiPriority="256"/>
+    <w:lsdException w:name="Medium List 1 Accent 5" w:uiPriority="257"/>
+    <w:lsdException w:name="Medium List 2 Accent 5" w:uiPriority="258"/>
+    <w:lsdException w:name="Medium Grid 1 Accent 5" w:uiPriority="259"/>
+    <w:lsdException w:name="Medium Grid 2 Accent 5" w:uiPriority="260"/>
+    <w:lsdException w:name="Medium Grid 3 Accent 5" w:uiPriority="261"/>
+    <w:lsdException w:name="Dark List Accent 5" w:uiPriority="274"/>
+    <w:lsdException w:name="Colorful Shading Accent 5" w:uiPriority="275"/>
+    <w:lsdException w:name="Colorful List Accent 5" w:uiPriority="276"/>
+    <w:lsdException w:name="Colorful Grid Accent 5" w:uiPriority="277"/>
+    <w:lsdException w:name="Light Shading Accent 6" w:uiPriority="150"/>
+    <w:lsdException w:name="Light List Accent 6" w:uiPriority="151"/>
+    <w:lsdException w:name="Light Grid Accent 6" w:uiPriority="152"/>
+    <w:lsdException w:name="Medium Shading 1 Accent 6" w:uiPriority="153"/>
+    <w:lsdException w:name="Medium Shading 2 Accent 6" w:uiPriority="256"/>
+    <w:lsdException w:name="Medium List 1 Accent 6" w:uiPriority="257"/>
+    <w:lsdException w:name="Medium List 2 Accent 6" w:uiPriority="258"/>
+    <w:lsdException w:name="Medium Grid 1 Accent 6" w:uiPriority="259"/>
+    <w:lsdException w:name="Medium Grid 2 Accent 6" w:uiPriority="260"/>
+    <w:lsdException w:name="Medium Grid 3 Accent 6" w:uiPriority="261"/>
+    <w:lsdException w:name="Dark List Accent 6" w:uiPriority="274"/>
+    <w:lsdException w:name="Colorful Shading Accent 6" w:uiPriority="275"/>
+    <w:lsdException w:name="Colorful List Accent 6" w:uiPriority="276"/>
+    <w:lsdException w:name="Colorful Grid Accent 6" w:uiPriority="277"/>
+    <w:lsdException w:name="Subtle Emphasis" w:uiPriority="37" w:qFormat="1"/>
+    <w:lsdException w:name="Intense Emphasis" w:uiPriority="51" w:qFormat="1"/>
+    <w:lsdException w:name="Subtle Reference" w:uiPriority="73" w:qFormat="1"/>
+    <w:lsdException w:name="Intense Reference" w:uiPriority="80" w:qFormat="1"/>
+    <w:lsdException w:name="Book Title" w:uiPriority="81" w:qFormat="1"/>
+    <w:lsdException w:name="Bibliography" w:semiHidden="1" w:uiPriority="85" w:unhideWhenUsed="1"/>
+    <w:lsdException w:name="TOC Heading" w:semiHidden="1" w:uiPriority="87" w:unhideWhenUsed="1" w:qFormat="1"/>
+    <w:lsdException w:name="Plain Table 1" w:uiPriority="101"/>
+    <w:lsdException w:name="Plain Table 2" w:uiPriority="102"/>
+    <w:lsdException w:name="Plain Table 3" w:uiPriority="103"/>
+    <w:lsdException w:name="Plain Table 4" w:uiPriority="104"/>
+    <w:lsdException w:name="Plain Table 5" w:uiPriority="105"/>
+    <w:lsdException w:name="Grid Table Light" w:uiPriority="100"/>
+    <w:lsdException w:name="Grid Table 1 Light" w:uiPriority="112"/>
+    <w:lsdException w:name="Grid Table 2" w:uiPriority="113"/>
+    <w:lsdException w:name="Grid Table 3" w:uiPriority="114"/>
+    <w:lsdException w:name="Grid Table 4" w:uiPriority="115"/>
+    <w:lsdException w:name="Grid Table 5 Dark" w:uiPriority="128"/>
+    <w:lsdException w:name="Grid Table 6 Colorful" w:uiPriority="129"/>
+    <w:lsdException w:name="Grid Table 7 Colorful" w:uiPriority="130"/>
+    <w:lsdException w:name="Grid Table 1 Light Accent 1" w:uiPriority="112"/>
+    <w:lsdException w:name="Grid Table 2 Accent 1" w:uiPriority="113"/>
+    <w:lsdException w:name="Grid Table 3 Accent 1" w:uiPriority="114"/>
+    <w:lsdException w:name="Grid Table 4 Accent 1" w:uiPriority="115"/>
+    <w:lsdException w:name="Grid Table 5 Dark Accent 1" w:uiPriority="128"/>
+    <w:lsdException w:name="Grid Table 6 Colorful Accent 1" w:uiPriority="129"/>
+    <w:lsdException w:name="Grid Table 7 Colorful Accent 1" w:uiPriority="130"/>
+    <w:lsdException w:name="Grid Table 1 Light Accent 2" w:uiPriority="112"/>
+    <w:lsdException w:name="Grid Table 2 Accent 2" w:uiPriority="113"/>
+    <w:lsdException w:name="Grid Table 3 Accent 2" w:uiPriority="114"/>
+    <w:lsdException w:name="Grid Table 4 Accent 2" w:uiPriority="115"/>
+    <w:lsdException w:name="Grid Table 5 Dark Accent 2" w:uiPriority="128"/>
+    <w:lsdException w:name="Grid Table 6 Colorful Accent 2" w:uiPriority="129"/>
+    <w:lsdException w:name="Grid Table 7 Colorful Accent 2" w:uiPriority="130"/>
+    <w:lsdException w:name="Grid Table 1 Light Accent 3" w:uiPriority="112"/>
+    <w:lsdException w:name="Grid Table 2 Accent 3" w:uiPriority="113"/>
+    <w:lsdException w:name="Grid Table 3 Accent 3" w:uiPriority="114"/>
+    <w:lsdException w:name="Grid Table 4 Accent 3" w:uiPriority="115"/>
+    <w:lsdException w:name="Grid Table 5 Dark Accent 3" w:uiPriority="128"/>
+    <w:lsdException w:name="Grid Table 6 Colorful Accent 3" w:uiPriority="129"/>
+    <w:lsdException w:name="Grid Table 7 Colorful Accent 3" w:uiPriority="130"/>
+    <w:lsdException w:name="Grid Table 1 Light Accent 4" w:uiPriority="112"/>
+    <w:lsdException w:name="Grid Table 2 Accent 4" w:uiPriority="113"/>
+    <w:lsdException w:name="Grid Table 3 Accent 4" w:uiPriority="114"/>
+    <w:lsdException w:name="Grid Table 4 Accent 4" w:uiPriority="115"/>
+    <w:lsdException w:name="Grid Table 5 Dark Accent 4" w:uiPriority="128"/>
+    <w:lsdException w:name="Grid Table 6 Colorful Accent 4" w:uiPriority="129"/>
+    <w:lsdException w:name="Grid Table 7 Colorful Accent 4" w:uiPriority="130"/>
+    <w:lsdException w:name="Grid Table 1 Light Accent 5" w:uiPriority="112"/>
+    <w:lsdException w:name="Grid Table 2 Accent 5" w:uiPriority="113"/>
+    <w:lsdException w:name="Grid Table 3 Accent 5" w:uiPriority="114"/>
+    <w:lsdException w:name="Grid Table 4 Accent 5" w:uiPriority="115"/>
+    <w:lsdException w:name="Grid Table 5 Dark Accent 5" w:uiPriority="128"/>
+    <w:lsdException w:name="Grid Table 6 Colorful Accent 5" w:uiPriority="129"/>
+    <w:lsdException w:name="Grid Table 7 Colorful Accent 5" w:uiPriority="130"/>
+    <w:lsdException w:name="Grid Table 1 Light Accent 6" w:uiPriority="112"/>
+    <w:lsdException w:name="Grid Table 2 Accent 6" w:uiPriority="113"/>
+    <w:lsdException w:name="Grid Table 3 Accent 6" w:uiPriority="114"/>
+    <w:lsdException w:name="Grid Table 4 Accent 6" w:uiPriority="115"/>
+    <w:lsdException w:name="Grid Table 5 Dark Accent 6" w:uiPriority="128"/>
+    <w:lsdException w:name="Grid Table 6 Colorful Accent 6" w:uiPriority="129"/>
+    <w:lsdException w:name="Grid Table 7 Colorful Accent 6" w:uiPriority="130"/>
+    <w:lsdException w:name="List Table 1 Light" w:uiPriority="112"/>
+    <w:lsdException w:name="List Table 2" w:uiPriority="113"/>
+    <w:lsdException w:name="List Table 3" w:uiPriority="114"/>
+    <w:lsdException w:name="List Table 4" w:uiPriority="115"/>
+    <w:lsdException w:name="List Table 5 Dark" w:uiPriority="128"/>
+    <w:lsdException w:name="List Table 6 Colorful" w:uiPriority="129"/>
+    <w:lsdException w:name="List Table 7 Colorful" w:uiPriority="130"/>
+    <w:lsdException w:name="List Table 1 Light Accent 1" w:uiPriority="112"/>
+    <w:lsdException w:name="List Table 2 Accent 1" w:uiPriority="113"/>
+    <w:lsdException w:name="List Table 3 Accent 1" w:uiPriority="114"/>
+    <w:lsdException w:name="List Table 4 Accent 1" w:uiPriority="115"/>
+    <w:lsdException w:name="List Table 5 Dark Accent 1" w:uiPriority="128"/>
+    <w:lsdException w:name="List Table 6 Colorful Accent 1" w:uiPriority="129"/>
+    <w:lsdException w:name="List Table 7 Colorful Accent 1" w:uiPriority="130"/>
+    <w:lsdException w:name="List Table 1 Light Accent 2" w:uiPriority="112"/>
+    <w:lsdException w:name="List Table 2 Accent 2" w:uiPriority="113"/>
+    <w:lsdException w:name="List Table 3 Accent 2" w:uiPriority="114"/>
+    <w:lsdException w:name="List Table 4 Accent 2" w:uiPriority="115"/>
+    <w:lsdException w:name="List Table 5 Dark Accent 2" w:uiPriority="128"/>
+    <w:lsdException w:name="List Table 6 Colorful Accent 2" w:uiPriority="129"/>
+    <w:lsdException w:name="List Table 7 Colorful Accent 2" w:uiPriority="130"/>
+    <w:lsdException w:name="List Table 1 Light Accent 3" w:uiPriority="112"/>
+    <w:lsdException w:name="List Table 2 Accent 3" w:uiPriority="113"/>
+    <w:lsdException w:name="List Table 3 Accent 3" w:uiPriority="114"/>
+    <w:lsdException w:name="List Table 4 Accent 3" w:uiPriority="115"/>
+    <w:lsdException w:name="List Table 5 Dark Accent 3" w:uiPriority="128"/>
+    <w:lsdException w:name="List Table 6 Colorful Accent 3" w:uiPriority="129"/>
+    <w:lsdException w:name="List Table 7 Colorful Accent 3" w:uiPriority="130"/>
+    <w:lsdException w:name="List Table 1 Light Accent 4" w:uiPriority="112"/>
+    <w:lsdException w:name="List Table 2 Accent 4" w:uiPriority="113"/>
+    <w:lsdException w:name="List Table 3 Accent 4" w:uiPriority="114"/>
+    <w:lsdException w:name="List Table 4 Accent 4" w:uiPriority="115"/>
+    <w:lsdException w:name="List Table 5 Dark Accent 4" w:uiPriority="128"/>
+    <w:lsdException w:name="List Table 6 Colorful Accent 4" w:uiPriority="129"/>
+    <w:lsdException w:name="List Table 7 Colorful Accent 4" w:uiPriority="130"/>
+    <w:lsdException w:name="List Table 1 Light Accent 5" w:uiPriority="112"/>
+    <w:lsdException w:name="List Table 2 Accent 5" w:uiPriority="113"/>
+    <w:lsdException w:name="List Table 3 Accent 5" w:uiPriority="114"/>
+    <w:lsdException w:name="List Table 4 Accent 5" w:uiPriority="115"/>
+    <w:lsdException w:name="List Table 5 Dark Accent 5" w:uiPriority="128"/>
+    <w:lsdException w:name="List Table 6 Colorful Accent 5" w:uiPriority="129"/>
+    <w:lsdException w:name="List Table 7 Colorful Accent 5" w:uiPriority="130"/>
+    <w:lsdException w:name="List Table 1 Light Accent 6" w:uiPriority="112"/>
+    <w:lsdException w:name="List Table 2 Accent 6" w:uiPriority="113"/>
+    <w:lsdException w:name="List Table 3 Accent 6" w:uiPriority="114"/>
+    <w:lsdException w:name="List Table 4 Accent 6" w:uiPriority="115"/>
+    <w:lsdException w:name="List Table 5 Dark Accent 6" w:uiPriority="128"/>
+    <w:lsdException w:name="List Table 6 Colorful Accent 6" w:uiPriority="129"/>
+    <w:lsdException w:name="List Table 7 Colorful Accent 6" w:uiPriority="130"/>
     <w:lsdException w:name="Mention" w:semiHidden="1" w:unhideWhenUsed="1"/>
     <w:lsdException w:name="Smart Hyperlink" w:semiHidden="1" w:unhideWhenUsed="1"/>
     <w:lsdException w:name="Hashtag" w:semiHidden="1" w:unhideWhenUsed="1"/>
